--- a/Penambangan-Data.docx
+++ b/Penambangan-Data.docx
@@ -36,7 +36,7 @@
         </w:p>
       </w:sdtContent>
     </w:sdt>
-    <w:bookmarkStart w:id="214" w:name="penambangan-data"/>
+    <w:bookmarkStart w:id="213" w:name="penambangan-data"/>
     <w:p>
       <w:pPr>
         <w:pStyle w:val="Heading1"/>
@@ -12960,23 +12960,13 @@
     </w:p>
     <w:bookmarkEnd w:id="101"/>
     <w:bookmarkEnd w:id="102"/>
-    <w:bookmarkStart w:id="103" w:name="bagian"/>
+    <w:bookmarkStart w:id="176" w:name="charting-in-colaboratory"/>
     <w:p>
       <w:pPr>
         <w:pStyle w:val="Heading1"/>
       </w:pPr>
       <w:r>
-        <w:t xml:space="preserve">6. Bagian</w:t>
-      </w:r>
-    </w:p>
-    <w:bookmarkEnd w:id="103"/>
-    <w:bookmarkStart w:id="177" w:name="charting-in-colaboratory"/>
-    <w:p>
-      <w:pPr>
-        <w:pStyle w:val="Heading1"/>
-      </w:pPr>
-      <w:r>
-        <w:t xml:space="preserve">7. Charting in Colaboratory</w:t>
+        <w:t xml:space="preserve">6. Charting in Colaboratory</w:t>
       </w:r>
     </w:p>
     <w:p>
@@ -12987,20 +12977,20 @@
         <w:t xml:space="preserve">A common use for notebooks is data visualization using charts. Colaboratory makes this easy with several charting tools available as Python imports.</w:t>
       </w:r>
     </w:p>
-    <w:bookmarkStart w:id="145" w:name="matplotlib"/>
+    <w:bookmarkStart w:id="144" w:name="matplotlib"/>
     <w:p>
       <w:pPr>
         <w:pStyle w:val="Heading2"/>
       </w:pPr>
       <w:r>
-        <w:t xml:space="preserve">7.1 Matplotlib</w:t>
+        <w:t xml:space="preserve">6.1 Matplotlib</w:t>
       </w:r>
     </w:p>
     <w:p>
       <w:pPr>
         <w:pStyle w:val="FirstParagraph"/>
       </w:pPr>
-      <w:hyperlink r:id="rId104">
+      <w:hyperlink r:id="rId103">
         <w:r>
           <w:rPr>
             <w:rStyle w:val="Hyperlink"/>
@@ -13017,7 +13007,7 @@
       <w:r>
         <w:t xml:space="preserve"> </w:t>
       </w:r>
-      <w:hyperlink r:id="rId105">
+      <w:hyperlink r:id="rId104">
         <w:r>
           <w:rPr>
             <w:rStyle w:val="Hyperlink"/>
@@ -13034,7 +13024,7 @@
       <w:r>
         <w:t xml:space="preserve"> </w:t>
       </w:r>
-      <w:hyperlink r:id="rId106">
+      <w:hyperlink r:id="rId105">
         <w:r>
           <w:rPr>
             <w:rStyle w:val="Hyperlink"/>
@@ -13049,13 +13039,13 @@
         <w:t xml:space="preserve">for inspiration.</w:t>
       </w:r>
     </w:p>
-    <w:bookmarkStart w:id="110" w:name="line-plots"/>
+    <w:bookmarkStart w:id="109" w:name="line-plots"/>
     <w:p>
       <w:pPr>
         <w:pStyle w:val="Heading3"/>
       </w:pPr>
       <w:r>
-        <w:t xml:space="preserve">7.1.1 Line Plots</w:t>
+        <w:t xml:space="preserve">6.1.1 Line Plots</w:t>
       </w:r>
     </w:p>
     <w:p>
@@ -13633,18 +13623,18 @@
           <wp:inline>
             <wp:extent cx="3771900" cy="3097860"/>
             <wp:effectExtent b="0" l="0" r="0" t="0"/>
-            <wp:docPr descr="" title="" id="108" name="Picture"/>
+            <wp:docPr descr="" title="" id="107" name="Picture"/>
             <a:graphic>
               <a:graphicData uri="http://schemas.openxmlformats.org/drawingml/2006/picture">
                 <pic:pic>
                   <pic:nvPicPr>
-                    <pic:cNvPr descr="grafik/grafik_files/figure-docx/cell-2-output-1.png" id="109" name="Picture"/>
+                    <pic:cNvPr descr="grafik/grafik_files/figure-docx/cell-2-output-1.png" id="108" name="Picture"/>
                     <pic:cNvPicPr>
                       <a:picLocks noChangeArrowheads="1" noChangeAspect="1"/>
                     </pic:cNvPicPr>
                   </pic:nvPicPr>
                   <pic:blipFill>
-                    <a:blip r:embed="rId107"/>
+                    <a:blip r:embed="rId106"/>
                     <a:stretch>
                       <a:fillRect/>
                     </a:stretch>
@@ -13671,14 +13661,14 @@
         </w:drawing>
       </w:r>
     </w:p>
-    <w:bookmarkEnd w:id="110"/>
-    <w:bookmarkStart w:id="114" w:name="bar-plots"/>
+    <w:bookmarkEnd w:id="109"/>
+    <w:bookmarkStart w:id="113" w:name="bar-plots"/>
     <w:p>
       <w:pPr>
         <w:pStyle w:val="Heading3"/>
       </w:pPr>
       <w:r>
-        <w:t xml:space="preserve">7.1.2 Bar Plots</w:t>
+        <w:t xml:space="preserve">6.1.2 Bar Plots</w:t>
       </w:r>
     </w:p>
     <w:p>
@@ -14304,18 +14294,18 @@
           <wp:inline>
             <wp:extent cx="3771900" cy="3097860"/>
             <wp:effectExtent b="0" l="0" r="0" t="0"/>
-            <wp:docPr descr="" title="" id="112" name="Picture"/>
+            <wp:docPr descr="" title="" id="111" name="Picture"/>
             <a:graphic>
               <a:graphicData uri="http://schemas.openxmlformats.org/drawingml/2006/picture">
                 <pic:pic>
                   <pic:nvPicPr>
-                    <pic:cNvPr descr="grafik/grafik_files/figure-docx/cell-3-output-1.png" id="113" name="Picture"/>
+                    <pic:cNvPr descr="grafik/grafik_files/figure-docx/cell-3-output-1.png" id="112" name="Picture"/>
                     <pic:cNvPicPr>
                       <a:picLocks noChangeArrowheads="1" noChangeAspect="1"/>
                     </pic:cNvPicPr>
                   </pic:nvPicPr>
                   <pic:blipFill>
-                    <a:blip r:embed="rId111"/>
+                    <a:blip r:embed="rId110"/>
                     <a:stretch>
                       <a:fillRect/>
                     </a:stretch>
@@ -14342,14 +14332,14 @@
         </w:drawing>
       </w:r>
     </w:p>
-    <w:bookmarkEnd w:id="114"/>
-    <w:bookmarkStart w:id="124" w:name="histograms"/>
+    <w:bookmarkEnd w:id="113"/>
+    <w:bookmarkStart w:id="123" w:name="histograms"/>
     <w:p>
       <w:pPr>
         <w:pStyle w:val="Heading3"/>
       </w:pPr>
       <w:r>
-        <w:t xml:space="preserve">7.1.3 Histograms</w:t>
+        <w:t xml:space="preserve">6.1.3 Histograms</w:t>
       </w:r>
     </w:p>
     <w:p>
@@ -14735,18 +14725,18 @@
           <wp:inline>
             <wp:extent cx="3771900" cy="3072615"/>
             <wp:effectExtent b="0" l="0" r="0" t="0"/>
-            <wp:docPr descr="" title="" id="116" name="Picture"/>
+            <wp:docPr descr="" title="" id="115" name="Picture"/>
             <a:graphic>
               <a:graphicData uri="http://schemas.openxmlformats.org/drawingml/2006/picture">
                 <pic:pic>
                   <pic:nvPicPr>
-                    <pic:cNvPr descr="grafik/grafik_files/figure-docx/cell-4-output-1.png" id="117" name="Picture"/>
+                    <pic:cNvPr descr="grafik/grafik_files/figure-docx/cell-4-output-1.png" id="116" name="Picture"/>
                     <pic:cNvPicPr>
                       <a:picLocks noChangeArrowheads="1" noChangeAspect="1"/>
                     </pic:cNvPicPr>
                   </pic:nvPicPr>
                   <pic:blipFill>
-                    <a:blip r:embed="rId115"/>
+                    <a:blip r:embed="rId114"/>
                     <a:stretch>
                       <a:fillRect/>
                     </a:stretch>
@@ -14782,18 +14772,18 @@
           <wp:inline>
             <wp:extent cx="3771900" cy="2972421"/>
             <wp:effectExtent b="0" l="0" r="0" t="0"/>
-            <wp:docPr descr="" title="" id="119" name="Picture"/>
+            <wp:docPr descr="" title="" id="118" name="Picture"/>
             <a:graphic>
               <a:graphicData uri="http://schemas.openxmlformats.org/drawingml/2006/picture">
                 <pic:pic>
                   <pic:nvPicPr>
-                    <pic:cNvPr descr="grafik/grafik_files/figure-docx/cell-4-output-2.png" id="120" name="Picture"/>
+                    <pic:cNvPr descr="grafik/grafik_files/figure-docx/cell-4-output-2.png" id="119" name="Picture"/>
                     <pic:cNvPicPr>
                       <a:picLocks noChangeArrowheads="1" noChangeAspect="1"/>
                     </pic:cNvPicPr>
                   </pic:nvPicPr>
                   <pic:blipFill>
-                    <a:blip r:embed="rId118"/>
+                    <a:blip r:embed="rId117"/>
                     <a:stretch>
                       <a:fillRect/>
                     </a:stretch>
@@ -14829,18 +14819,18 @@
           <wp:inline>
             <wp:extent cx="3771900" cy="2929958"/>
             <wp:effectExtent b="0" l="0" r="0" t="0"/>
-            <wp:docPr descr="" title="" id="122" name="Picture"/>
+            <wp:docPr descr="" title="" id="121" name="Picture"/>
             <a:graphic>
               <a:graphicData uri="http://schemas.openxmlformats.org/drawingml/2006/picture">
                 <pic:pic>
                   <pic:nvPicPr>
-                    <pic:cNvPr descr="grafik/grafik_files/figure-docx/cell-4-output-3.png" id="123" name="Picture"/>
+                    <pic:cNvPr descr="grafik/grafik_files/figure-docx/cell-4-output-3.png" id="122" name="Picture"/>
                     <pic:cNvPicPr>
                       <a:picLocks noChangeArrowheads="1" noChangeAspect="1"/>
                     </pic:cNvPicPr>
                   </pic:nvPicPr>
                   <pic:blipFill>
-                    <a:blip r:embed="rId121"/>
+                    <a:blip r:embed="rId120"/>
                     <a:stretch>
                       <a:fillRect/>
                     </a:stretch>
@@ -14867,14 +14857,14 @@
         </w:drawing>
       </w:r>
     </w:p>
-    <w:bookmarkEnd w:id="124"/>
-    <w:bookmarkStart w:id="128" w:name="scatter-plots"/>
+    <w:bookmarkEnd w:id="123"/>
+    <w:bookmarkStart w:id="127" w:name="scatter-plots"/>
     <w:p>
       <w:pPr>
         <w:pStyle w:val="Heading3"/>
       </w:pPr>
       <w:r>
-        <w:t xml:space="preserve">7.1.4 Scatter Plots</w:t>
+        <w:t xml:space="preserve">6.1.4 Scatter Plots</w:t>
       </w:r>
     </w:p>
     <w:p>
@@ -15422,18 +15412,18 @@
           <wp:inline>
             <wp:extent cx="3771900" cy="3072615"/>
             <wp:effectExtent b="0" l="0" r="0" t="0"/>
-            <wp:docPr descr="" title="" id="126" name="Picture"/>
+            <wp:docPr descr="" title="" id="125" name="Picture"/>
             <a:graphic>
               <a:graphicData uri="http://schemas.openxmlformats.org/drawingml/2006/picture">
                 <pic:pic>
                   <pic:nvPicPr>
-                    <pic:cNvPr descr="grafik/grafik_files/figure-docx/cell-5-output-1.png" id="127" name="Picture"/>
+                    <pic:cNvPr descr="grafik/grafik_files/figure-docx/cell-5-output-1.png" id="126" name="Picture"/>
                     <pic:cNvPicPr>
                       <a:picLocks noChangeArrowheads="1" noChangeAspect="1"/>
                     </pic:cNvPicPr>
                   </pic:nvPicPr>
                   <pic:blipFill>
-                    <a:blip r:embed="rId125"/>
+                    <a:blip r:embed="rId124"/>
                     <a:stretch>
                       <a:fillRect/>
                     </a:stretch>
@@ -15460,14 +15450,14 @@
         </w:drawing>
       </w:r>
     </w:p>
-    <w:bookmarkEnd w:id="128"/>
-    <w:bookmarkStart w:id="132" w:name="stack-plots"/>
+    <w:bookmarkEnd w:id="127"/>
+    <w:bookmarkStart w:id="131" w:name="stack-plots"/>
     <w:p>
       <w:pPr>
         <w:pStyle w:val="Heading3"/>
       </w:pPr>
       <w:r>
-        <w:t xml:space="preserve">7.1.5 Stack Plots</w:t>
+        <w:t xml:space="preserve">6.1.5 Stack Plots</w:t>
       </w:r>
     </w:p>
     <w:p>
@@ -16291,18 +16281,18 @@
           <wp:inline>
             <wp:extent cx="3771900" cy="2972421"/>
             <wp:effectExtent b="0" l="0" r="0" t="0"/>
-            <wp:docPr descr="" title="" id="130" name="Picture"/>
+            <wp:docPr descr="" title="" id="129" name="Picture"/>
             <a:graphic>
               <a:graphicData uri="http://schemas.openxmlformats.org/drawingml/2006/picture">
                 <pic:pic>
                   <pic:nvPicPr>
-                    <pic:cNvPr descr="grafik/grafik_files/figure-docx/cell-6-output-1.png" id="131" name="Picture"/>
+                    <pic:cNvPr descr="grafik/grafik_files/figure-docx/cell-6-output-1.png" id="130" name="Picture"/>
                     <pic:cNvPicPr>
                       <a:picLocks noChangeArrowheads="1" noChangeAspect="1"/>
                     </pic:cNvPicPr>
                   </pic:nvPicPr>
                   <pic:blipFill>
-                    <a:blip r:embed="rId129"/>
+                    <a:blip r:embed="rId128"/>
                     <a:stretch>
                       <a:fillRect/>
                     </a:stretch>
@@ -16329,14 +16319,14 @@
         </w:drawing>
       </w:r>
     </w:p>
-    <w:bookmarkEnd w:id="132"/>
-    <w:bookmarkStart w:id="136" w:name="pie-charts"/>
+    <w:bookmarkEnd w:id="131"/>
+    <w:bookmarkStart w:id="135" w:name="pie-charts"/>
     <w:p>
       <w:pPr>
         <w:pStyle w:val="Heading3"/>
       </w:pPr>
       <w:r>
-        <w:t xml:space="preserve">7.1.6 Pie Charts</w:t>
+        <w:t xml:space="preserve">6.1.6 Pie Charts</w:t>
       </w:r>
     </w:p>
     <w:p>
@@ -16770,18 +16760,18 @@
           <wp:inline>
             <wp:extent cx="3771900" cy="3010195"/>
             <wp:effectExtent b="0" l="0" r="0" t="0"/>
-            <wp:docPr descr="" title="" id="134" name="Picture"/>
+            <wp:docPr descr="" title="" id="133" name="Picture"/>
             <a:graphic>
               <a:graphicData uri="http://schemas.openxmlformats.org/drawingml/2006/picture">
                 <pic:pic>
                   <pic:nvPicPr>
-                    <pic:cNvPr descr="grafik/grafik_files/figure-docx/cell-7-output-1.png" id="135" name="Picture"/>
+                    <pic:cNvPr descr="grafik/grafik_files/figure-docx/cell-7-output-1.png" id="134" name="Picture"/>
                     <pic:cNvPicPr>
                       <a:picLocks noChangeArrowheads="1" noChangeAspect="1"/>
                     </pic:cNvPicPr>
                   </pic:nvPicPr>
                   <pic:blipFill>
-                    <a:blip r:embed="rId133"/>
+                    <a:blip r:embed="rId132"/>
                     <a:stretch>
                       <a:fillRect/>
                     </a:stretch>
@@ -16808,14 +16798,14 @@
         </w:drawing>
       </w:r>
     </w:p>
-    <w:bookmarkEnd w:id="136"/>
-    <w:bookmarkStart w:id="140" w:name="fill_between-and-alpha"/>
+    <w:bookmarkEnd w:id="135"/>
+    <w:bookmarkStart w:id="139" w:name="fill_between-and-alpha"/>
     <w:p>
       <w:pPr>
         <w:pStyle w:val="Heading3"/>
       </w:pPr>
       <w:r>
-        <w:t xml:space="preserve">7.1.7 fill_between and alpha</w:t>
+        <w:t xml:space="preserve">6.1.7 fill_between and alpha</w:t>
       </w:r>
     </w:p>
     <w:p>
@@ -17162,18 +17152,18 @@
           <wp:inline>
             <wp:extent cx="3771900" cy="2972421"/>
             <wp:effectExtent b="0" l="0" r="0" t="0"/>
-            <wp:docPr descr="" title="" id="138" name="Picture"/>
+            <wp:docPr descr="" title="" id="137" name="Picture"/>
             <a:graphic>
               <a:graphicData uri="http://schemas.openxmlformats.org/drawingml/2006/picture">
                 <pic:pic>
                   <pic:nvPicPr>
-                    <pic:cNvPr descr="grafik/grafik_files/figure-docx/cell-8-output-1.png" id="139" name="Picture"/>
+                    <pic:cNvPr descr="grafik/grafik_files/figure-docx/cell-8-output-1.png" id="138" name="Picture"/>
                     <pic:cNvPicPr>
                       <a:picLocks noChangeArrowheads="1" noChangeAspect="1"/>
                     </pic:cNvPicPr>
                   </pic:nvPicPr>
                   <pic:blipFill>
-                    <a:blip r:embed="rId137"/>
+                    <a:blip r:embed="rId136"/>
                     <a:stretch>
                       <a:fillRect/>
                     </a:stretch>
@@ -17200,14 +17190,14 @@
         </w:drawing>
       </w:r>
     </w:p>
-    <w:bookmarkEnd w:id="140"/>
-    <w:bookmarkStart w:id="144" w:name="subplotting-using-subplot2grid"/>
+    <w:bookmarkEnd w:id="139"/>
+    <w:bookmarkStart w:id="143" w:name="subplotting-using-subplot2grid"/>
     <w:p>
       <w:pPr>
         <w:pStyle w:val="Heading3"/>
       </w:pPr>
       <w:r>
-        <w:t xml:space="preserve">7.1.8 Subplotting using Subplot2grid</w:t>
+        <w:t xml:space="preserve">6.1.8 Subplotting using Subplot2grid</w:t>
       </w:r>
     </w:p>
     <w:p>
@@ -18091,18 +18081,18 @@
           <wp:inline>
             <wp:extent cx="3771900" cy="2818430"/>
             <wp:effectExtent b="0" l="0" r="0" t="0"/>
-            <wp:docPr descr="" title="" id="142" name="Picture"/>
+            <wp:docPr descr="" title="" id="141" name="Picture"/>
             <a:graphic>
               <a:graphicData uri="http://schemas.openxmlformats.org/drawingml/2006/picture">
                 <pic:pic>
                   <pic:nvPicPr>
-                    <pic:cNvPr descr="grafik/grafik_files/figure-docx/cell-9-output-1.png" id="143" name="Picture"/>
+                    <pic:cNvPr descr="grafik/grafik_files/figure-docx/cell-9-output-1.png" id="142" name="Picture"/>
                     <pic:cNvPicPr>
                       <a:picLocks noChangeArrowheads="1" noChangeAspect="1"/>
                     </pic:cNvPicPr>
                   </pic:nvPicPr>
                   <pic:blipFill>
-                    <a:blip r:embed="rId141"/>
+                    <a:blip r:embed="rId140"/>
                     <a:stretch>
                       <a:fillRect/>
                     </a:stretch>
@@ -18129,15 +18119,15 @@
         </w:drawing>
       </w:r>
     </w:p>
+    <w:bookmarkEnd w:id="143"/>
     <w:bookmarkEnd w:id="144"/>
-    <w:bookmarkEnd w:id="145"/>
-    <w:bookmarkStart w:id="148" w:name="plot-styles"/>
+    <w:bookmarkStart w:id="147" w:name="plot-styles"/>
     <w:p>
       <w:pPr>
         <w:pStyle w:val="Heading2"/>
       </w:pPr>
       <w:r>
-        <w:t xml:space="preserve">7.2 Plot styles</w:t>
+        <w:t xml:space="preserve">6.2 Plot styles</w:t>
       </w:r>
     </w:p>
     <w:p>
@@ -18150,7 +18140,7 @@
       <w:r>
         <w:t xml:space="preserve"> </w:t>
       </w:r>
-      <w:hyperlink r:id="rId146">
+      <w:hyperlink r:id="rId145">
         <w:r>
           <w:rPr>
             <w:rStyle w:val="Hyperlink"/>
@@ -18167,7 +18157,7 @@
       <w:r>
         <w:t xml:space="preserve"> </w:t>
       </w:r>
-      <w:hyperlink r:id="rId147">
+      <w:hyperlink r:id="rId146">
         <w:r>
           <w:rPr>
             <w:rStyle w:val="Hyperlink"/>
@@ -18179,23 +18169,23 @@
         <w:t xml:space="preserve">.</w:t>
       </w:r>
     </w:p>
-    <w:bookmarkEnd w:id="148"/>
-    <w:bookmarkStart w:id="161" w:name="d-graphs"/>
+    <w:bookmarkEnd w:id="147"/>
+    <w:bookmarkStart w:id="160" w:name="d-graphs"/>
     <w:p>
       <w:pPr>
         <w:pStyle w:val="Heading2"/>
       </w:pPr>
       <w:r>
-        <w:t xml:space="preserve">7.3 3D Graphs</w:t>
-      </w:r>
-    </w:p>
-    <w:bookmarkStart w:id="152" w:name="d-scatter-plots"/>
+        <w:t xml:space="preserve">6.3 3D Graphs</w:t>
+      </w:r>
+    </w:p>
+    <w:bookmarkStart w:id="151" w:name="d-scatter-plots"/>
     <w:p>
       <w:pPr>
         <w:pStyle w:val="Heading3"/>
       </w:pPr>
       <w:r>
-        <w:t xml:space="preserve">7.3.1 3D Scatter Plots</w:t>
+        <w:t xml:space="preserve">6.3.1 3D Scatter Plots</w:t>
       </w:r>
     </w:p>
     <w:p>
@@ -19184,18 +19174,18 @@
           <wp:inline>
             <wp:extent cx="3771900" cy="3912211"/>
             <wp:effectExtent b="0" l="0" r="0" t="0"/>
-            <wp:docPr descr="" title="" id="150" name="Picture"/>
+            <wp:docPr descr="" title="" id="149" name="Picture"/>
             <a:graphic>
               <a:graphicData uri="http://schemas.openxmlformats.org/drawingml/2006/picture">
                 <pic:pic>
                   <pic:nvPicPr>
-                    <pic:cNvPr descr="grafik/grafik_files/figure-docx/cell-10-output-1.png" id="151" name="Picture"/>
+                    <pic:cNvPr descr="grafik/grafik_files/figure-docx/cell-10-output-1.png" id="150" name="Picture"/>
                     <pic:cNvPicPr>
                       <a:picLocks noChangeArrowheads="1" noChangeAspect="1"/>
                     </pic:cNvPicPr>
                   </pic:nvPicPr>
                   <pic:blipFill>
-                    <a:blip r:embed="rId149"/>
+                    <a:blip r:embed="rId148"/>
                     <a:stretch>
                       <a:fillRect/>
                     </a:stretch>
@@ -19222,14 +19212,14 @@
         </w:drawing>
       </w:r>
     </w:p>
-    <w:bookmarkEnd w:id="152"/>
-    <w:bookmarkStart w:id="156" w:name="d-bar-plots"/>
+    <w:bookmarkEnd w:id="151"/>
+    <w:bookmarkStart w:id="155" w:name="d-bar-plots"/>
     <w:p>
       <w:pPr>
         <w:pStyle w:val="Heading3"/>
       </w:pPr>
       <w:r>
-        <w:t xml:space="preserve">7.3.2 3D Bar Plots</w:t>
+        <w:t xml:space="preserve">6.3.2 3D Bar Plots</w:t>
       </w:r>
     </w:p>
     <w:p>
@@ -19951,18 +19941,18 @@
           <wp:inline>
             <wp:extent cx="3771900" cy="3828926"/>
             <wp:effectExtent b="0" l="0" r="0" t="0"/>
-            <wp:docPr descr="" title="" id="154" name="Picture"/>
+            <wp:docPr descr="" title="" id="153" name="Picture"/>
             <a:graphic>
               <a:graphicData uri="http://schemas.openxmlformats.org/drawingml/2006/picture">
                 <pic:pic>
                   <pic:nvPicPr>
-                    <pic:cNvPr descr="grafik/grafik_files/figure-docx/cell-11-output-1.png" id="155" name="Picture"/>
+                    <pic:cNvPr descr="grafik/grafik_files/figure-docx/cell-11-output-1.png" id="154" name="Picture"/>
                     <pic:cNvPicPr>
                       <a:picLocks noChangeArrowheads="1" noChangeAspect="1"/>
                     </pic:cNvPicPr>
                   </pic:nvPicPr>
                   <pic:blipFill>
-                    <a:blip r:embed="rId153"/>
+                    <a:blip r:embed="rId152"/>
                     <a:stretch>
                       <a:fillRect/>
                     </a:stretch>
@@ -19989,14 +19979,14 @@
         </w:drawing>
       </w:r>
     </w:p>
-    <w:bookmarkEnd w:id="156"/>
-    <w:bookmarkStart w:id="160" w:name="wireframe-plots"/>
+    <w:bookmarkEnd w:id="155"/>
+    <w:bookmarkStart w:id="159" w:name="wireframe-plots"/>
     <w:p>
       <w:pPr>
         <w:pStyle w:val="Heading3"/>
       </w:pPr>
       <w:r>
-        <w:t xml:space="preserve">7.3.3 Wireframe Plots</w:t>
+        <w:t xml:space="preserve">6.3.3 Wireframe Plots</w:t>
       </w:r>
     </w:p>
     <w:p>
@@ -20244,18 +20234,18 @@
           <wp:inline>
             <wp:extent cx="3771900" cy="3869659"/>
             <wp:effectExtent b="0" l="0" r="0" t="0"/>
-            <wp:docPr descr="" title="" id="158" name="Picture"/>
+            <wp:docPr descr="" title="" id="157" name="Picture"/>
             <a:graphic>
               <a:graphicData uri="http://schemas.openxmlformats.org/drawingml/2006/picture">
                 <pic:pic>
                   <pic:nvPicPr>
-                    <pic:cNvPr descr="grafik/grafik_files/figure-docx/cell-12-output-1.png" id="159" name="Picture"/>
+                    <pic:cNvPr descr="grafik/grafik_files/figure-docx/cell-12-output-1.png" id="158" name="Picture"/>
                     <pic:cNvPicPr>
                       <a:picLocks noChangeArrowheads="1" noChangeAspect="1"/>
                     </pic:cNvPicPr>
                   </pic:nvPicPr>
                   <pic:blipFill>
-                    <a:blip r:embed="rId157"/>
+                    <a:blip r:embed="rId156"/>
                     <a:stretch>
                       <a:fillRect/>
                     </a:stretch>
@@ -20282,15 +20272,15 @@
         </w:drawing>
       </w:r>
     </w:p>
+    <w:bookmarkEnd w:id="159"/>
     <w:bookmarkEnd w:id="160"/>
-    <w:bookmarkEnd w:id="161"/>
-    <w:bookmarkStart w:id="168" w:name="seaborn"/>
+    <w:bookmarkStart w:id="167" w:name="seaborn"/>
     <w:p>
       <w:pPr>
         <w:pStyle w:val="Heading2"/>
       </w:pPr>
       <w:r>
-        <w:t xml:space="preserve">7.4 Seaborn</w:t>
+        <w:t xml:space="preserve">6.4 Seaborn</w:t>
       </w:r>
     </w:p>
     <w:p>
@@ -20303,7 +20293,7 @@
       <w:r>
         <w:t xml:space="preserve"> </w:t>
       </w:r>
-      <w:hyperlink r:id="rId162">
+      <w:hyperlink r:id="rId161">
         <w:r>
           <w:rPr>
             <w:rStyle w:val="Hyperlink"/>
@@ -20325,7 +20315,7 @@
       <w:r>
         <w:t xml:space="preserve"> </w:t>
       </w:r>
-      <w:hyperlink r:id="rId163">
+      <w:hyperlink r:id="rId162">
         <w:r>
           <w:rPr>
             <w:rStyle w:val="Hyperlink"/>
@@ -20347,7 +20337,7 @@
       <w:r>
         <w:t xml:space="preserve"> </w:t>
       </w:r>
-      <w:hyperlink r:id="rId164">
+      <w:hyperlink r:id="rId163">
         <w:r>
           <w:rPr>
             <w:rStyle w:val="Hyperlink"/>
@@ -20607,18 +20597,18 @@
           <wp:inline>
             <wp:extent cx="3771900" cy="2972890"/>
             <wp:effectExtent b="0" l="0" r="0" t="0"/>
-            <wp:docPr descr="" title="" id="166" name="Picture"/>
+            <wp:docPr descr="" title="" id="165" name="Picture"/>
             <a:graphic>
               <a:graphicData uri="http://schemas.openxmlformats.org/drawingml/2006/picture">
                 <pic:pic>
                   <pic:nvPicPr>
-                    <pic:cNvPr descr="grafik/grafik_files/figure-docx/cell-13-output-1.png" id="167" name="Picture"/>
+                    <pic:cNvPr descr="grafik/grafik_files/figure-docx/cell-13-output-1.png" id="166" name="Picture"/>
                     <pic:cNvPicPr>
                       <a:picLocks noChangeArrowheads="1" noChangeAspect="1"/>
                     </pic:cNvPicPr>
                   </pic:nvPicPr>
                   <pic:blipFill>
-                    <a:blip r:embed="rId165"/>
+                    <a:blip r:embed="rId164"/>
                     <a:stretch>
                       <a:fillRect/>
                     </a:stretch>
@@ -20645,21 +20635,21 @@
         </w:drawing>
       </w:r>
     </w:p>
-    <w:bookmarkEnd w:id="168"/>
-    <w:bookmarkStart w:id="172" w:name="altair"/>
+    <w:bookmarkEnd w:id="167"/>
+    <w:bookmarkStart w:id="171" w:name="altair"/>
     <w:p>
       <w:pPr>
         <w:pStyle w:val="Heading2"/>
       </w:pPr>
       <w:r>
-        <w:t xml:space="preserve">7.5 Altair</w:t>
+        <w:t xml:space="preserve">6.5 Altair</w:t>
       </w:r>
     </w:p>
     <w:p>
       <w:pPr>
         <w:pStyle w:val="FirstParagraph"/>
       </w:pPr>
-      <w:hyperlink r:id="rId169">
+      <w:hyperlink r:id="rId168">
         <w:r>
           <w:rPr>
             <w:rStyle w:val="Hyperlink"/>
@@ -21000,7 +20990,7 @@
       <w:r>
         <w:t xml:space="preserve"> </w:t>
       </w:r>
-      <w:hyperlink r:id="rId170">
+      <w:hyperlink r:id="rId169">
         <w:r>
           <w:rPr>
             <w:rStyle w:val="Hyperlink"/>
@@ -21017,7 +21007,7 @@
       <w:r>
         <w:t xml:space="preserve"> </w:t>
       </w:r>
-      <w:hyperlink r:id="rId171">
+      <w:hyperlink r:id="rId170">
         <w:r>
           <w:rPr>
             <w:rStyle w:val="Hyperlink"/>
@@ -21029,685 +21019,685 @@
         <w:t xml:space="preserve">.</w:t>
       </w:r>
     </w:p>
+    <w:bookmarkEnd w:id="171"/>
+    <w:bookmarkStart w:id="173" w:name="plotly"/>
+    <w:p>
+      <w:pPr>
+        <w:pStyle w:val="Heading2"/>
+      </w:pPr>
+      <w:r>
+        <w:t xml:space="preserve">6.6 Plotly</w:t>
+      </w:r>
+    </w:p>
+    <w:bookmarkStart w:id="172" w:name="sample"/>
+    <w:p>
+      <w:pPr>
+        <w:pStyle w:val="Heading3"/>
+      </w:pPr>
+      <w:r>
+        <w:t xml:space="preserve">6.6.1 Sample</w:t>
+      </w:r>
+    </w:p>
     <w:bookmarkEnd w:id="172"/>
-    <w:bookmarkStart w:id="174" w:name="plotly"/>
+    <w:bookmarkEnd w:id="173"/>
+    <w:bookmarkStart w:id="175" w:name="bokeh"/>
     <w:p>
       <w:pPr>
         <w:pStyle w:val="Heading2"/>
       </w:pPr>
       <w:r>
-        <w:t xml:space="preserve">7.6 Plotly</w:t>
-      </w:r>
-    </w:p>
-    <w:bookmarkStart w:id="173" w:name="sample"/>
+        <w:t xml:space="preserve">6.7 Bokeh</w:t>
+      </w:r>
+    </w:p>
+    <w:bookmarkStart w:id="174" w:name="sample-1"/>
     <w:p>
       <w:pPr>
         <w:pStyle w:val="Heading3"/>
       </w:pPr>
       <w:r>
-        <w:t xml:space="preserve">7.6.1 Sample</w:t>
-      </w:r>
-    </w:p>
-    <w:bookmarkEnd w:id="173"/>
+        <w:t xml:space="preserve">6.7.1 Sample</w:t>
+      </w:r>
+    </w:p>
+    <w:p>
+      <w:pPr>
+        <w:pStyle w:val="SourceCode"/>
+      </w:pPr>
+      <w:r>
+        <w:rPr>
+          <w:rStyle w:val="ImportTok"/>
+        </w:rPr>
+        <w:t xml:space="preserve">import</w:t>
+      </w:r>
+      <w:r>
+        <w:rPr>
+          <w:rStyle w:val="NormalTok"/>
+        </w:rPr>
+        <w:t xml:space="preserve"> numpy </w:t>
+      </w:r>
+      <w:r>
+        <w:rPr>
+          <w:rStyle w:val="ImportTok"/>
+        </w:rPr>
+        <w:t xml:space="preserve">as</w:t>
+      </w:r>
+      <w:r>
+        <w:rPr>
+          <w:rStyle w:val="NormalTok"/>
+        </w:rPr>
+        <w:t xml:space="preserve"> np</w:t>
+      </w:r>
+      <w:r>
+        <w:br/>
+      </w:r>
+      <w:r>
+        <w:rPr>
+          <w:rStyle w:val="ImportTok"/>
+        </w:rPr>
+        <w:t xml:space="preserve">from</w:t>
+      </w:r>
+      <w:r>
+        <w:rPr>
+          <w:rStyle w:val="NormalTok"/>
+        </w:rPr>
+        <w:t xml:space="preserve"> bokeh.plotting </w:t>
+      </w:r>
+      <w:r>
+        <w:rPr>
+          <w:rStyle w:val="ImportTok"/>
+        </w:rPr>
+        <w:t xml:space="preserve">import</w:t>
+      </w:r>
+      <w:r>
+        <w:rPr>
+          <w:rStyle w:val="NormalTok"/>
+        </w:rPr>
+        <w:t xml:space="preserve"> figure, show</w:t>
+      </w:r>
+      <w:r>
+        <w:br/>
+      </w:r>
+      <w:r>
+        <w:rPr>
+          <w:rStyle w:val="ImportTok"/>
+        </w:rPr>
+        <w:t xml:space="preserve">from</w:t>
+      </w:r>
+      <w:r>
+        <w:rPr>
+          <w:rStyle w:val="NormalTok"/>
+        </w:rPr>
+        <w:t xml:space="preserve"> bokeh.io </w:t>
+      </w:r>
+      <w:r>
+        <w:rPr>
+          <w:rStyle w:val="ImportTok"/>
+        </w:rPr>
+        <w:t xml:space="preserve">import</w:t>
+      </w:r>
+      <w:r>
+        <w:rPr>
+          <w:rStyle w:val="NormalTok"/>
+        </w:rPr>
+        <w:t xml:space="preserve"> output_notebook</w:t>
+      </w:r>
+      <w:r>
+        <w:br/>
+      </w:r>
+      <w:r>
+        <w:br/>
+      </w:r>
+      <w:r>
+        <w:rPr>
+          <w:rStyle w:val="CommentTok"/>
+        </w:rPr>
+        <w:t xml:space="preserve"># Call once to configure Bokeh to display plots inline in the notebook.</w:t>
+      </w:r>
+      <w:r>
+        <w:br/>
+      </w:r>
+      <w:r>
+        <w:rPr>
+          <w:rStyle w:val="NormalTok"/>
+        </w:rPr>
+        <w:t xml:space="preserve">output_notebook()</w:t>
+      </w:r>
+    </w:p>
+    <w:p>
+      <w:pPr>
+        <w:pStyle w:val="SourceCode"/>
+      </w:pPr>
+      <w:r>
+        <w:rPr>
+          <w:rStyle w:val="VerbatimChar"/>
+        </w:rPr>
+        <w:t xml:space="preserve">Unable to display output for mime type(s): text/html</w:t>
+      </w:r>
+    </w:p>
+    <w:p>
+      <w:pPr>
+        <w:pStyle w:val="SourceCode"/>
+      </w:pPr>
+      <w:r>
+        <w:rPr>
+          <w:rStyle w:val="VerbatimChar"/>
+        </w:rPr>
+        <w:t xml:space="preserve">Unable to display output for mime type(s): application/javascript, application/vnd.bokehjs_load.v0+json</w:t>
+      </w:r>
+    </w:p>
+    <w:p>
+      <w:pPr>
+        <w:pStyle w:val="SourceCode"/>
+      </w:pPr>
+      <w:r>
+        <w:rPr>
+          <w:rStyle w:val="NormalTok"/>
+        </w:rPr>
+        <w:t xml:space="preserve">N </w:t>
+      </w:r>
+      <w:r>
+        <w:rPr>
+          <w:rStyle w:val="OperatorTok"/>
+        </w:rPr>
+        <w:t xml:space="preserve">=</w:t>
+      </w:r>
+      <w:r>
+        <w:rPr>
+          <w:rStyle w:val="NormalTok"/>
+        </w:rPr>
+        <w:t xml:space="preserve"> </w:t>
+      </w:r>
+      <w:r>
+        <w:rPr>
+          <w:rStyle w:val="DecValTok"/>
+        </w:rPr>
+        <w:t xml:space="preserve">4000</w:t>
+      </w:r>
+      <w:r>
+        <w:br/>
+      </w:r>
+      <w:r>
+        <w:rPr>
+          <w:rStyle w:val="NormalTok"/>
+        </w:rPr>
+        <w:t xml:space="preserve">x </w:t>
+      </w:r>
+      <w:r>
+        <w:rPr>
+          <w:rStyle w:val="OperatorTok"/>
+        </w:rPr>
+        <w:t xml:space="preserve">=</w:t>
+      </w:r>
+      <w:r>
+        <w:rPr>
+          <w:rStyle w:val="NormalTok"/>
+        </w:rPr>
+        <w:t xml:space="preserve"> np.random.random(size</w:t>
+      </w:r>
+      <w:r>
+        <w:rPr>
+          <w:rStyle w:val="OperatorTok"/>
+        </w:rPr>
+        <w:t xml:space="preserve">=</w:t>
+      </w:r>
+      <w:r>
+        <w:rPr>
+          <w:rStyle w:val="NormalTok"/>
+        </w:rPr>
+        <w:t xml:space="preserve">N) </w:t>
+      </w:r>
+      <w:r>
+        <w:rPr>
+          <w:rStyle w:val="OperatorTok"/>
+        </w:rPr>
+        <w:t xml:space="preserve">*</w:t>
+      </w:r>
+      <w:r>
+        <w:rPr>
+          <w:rStyle w:val="NormalTok"/>
+        </w:rPr>
+        <w:t xml:space="preserve"> </w:t>
+      </w:r>
+      <w:r>
+        <w:rPr>
+          <w:rStyle w:val="DecValTok"/>
+        </w:rPr>
+        <w:t xml:space="preserve">100</w:t>
+      </w:r>
+      <w:r>
+        <w:br/>
+      </w:r>
+      <w:r>
+        <w:rPr>
+          <w:rStyle w:val="NormalTok"/>
+        </w:rPr>
+        <w:t xml:space="preserve">y </w:t>
+      </w:r>
+      <w:r>
+        <w:rPr>
+          <w:rStyle w:val="OperatorTok"/>
+        </w:rPr>
+        <w:t xml:space="preserve">=</w:t>
+      </w:r>
+      <w:r>
+        <w:rPr>
+          <w:rStyle w:val="NormalTok"/>
+        </w:rPr>
+        <w:t xml:space="preserve"> np.random.random(size</w:t>
+      </w:r>
+      <w:r>
+        <w:rPr>
+          <w:rStyle w:val="OperatorTok"/>
+        </w:rPr>
+        <w:t xml:space="preserve">=</w:t>
+      </w:r>
+      <w:r>
+        <w:rPr>
+          <w:rStyle w:val="NormalTok"/>
+        </w:rPr>
+        <w:t xml:space="preserve">N) </w:t>
+      </w:r>
+      <w:r>
+        <w:rPr>
+          <w:rStyle w:val="OperatorTok"/>
+        </w:rPr>
+        <w:t xml:space="preserve">*</w:t>
+      </w:r>
+      <w:r>
+        <w:rPr>
+          <w:rStyle w:val="NormalTok"/>
+        </w:rPr>
+        <w:t xml:space="preserve"> </w:t>
+      </w:r>
+      <w:r>
+        <w:rPr>
+          <w:rStyle w:val="DecValTok"/>
+        </w:rPr>
+        <w:t xml:space="preserve">100</w:t>
+      </w:r>
+      <w:r>
+        <w:br/>
+      </w:r>
+      <w:r>
+        <w:rPr>
+          <w:rStyle w:val="NormalTok"/>
+        </w:rPr>
+        <w:t xml:space="preserve">radii </w:t>
+      </w:r>
+      <w:r>
+        <w:rPr>
+          <w:rStyle w:val="OperatorTok"/>
+        </w:rPr>
+        <w:t xml:space="preserve">=</w:t>
+      </w:r>
+      <w:r>
+        <w:rPr>
+          <w:rStyle w:val="NormalTok"/>
+        </w:rPr>
+        <w:t xml:space="preserve"> np.random.random(size</w:t>
+      </w:r>
+      <w:r>
+        <w:rPr>
+          <w:rStyle w:val="OperatorTok"/>
+        </w:rPr>
+        <w:t xml:space="preserve">=</w:t>
+      </w:r>
+      <w:r>
+        <w:rPr>
+          <w:rStyle w:val="NormalTok"/>
+        </w:rPr>
+        <w:t xml:space="preserve">N) </w:t>
+      </w:r>
+      <w:r>
+        <w:rPr>
+          <w:rStyle w:val="OperatorTok"/>
+        </w:rPr>
+        <w:t xml:space="preserve">*</w:t>
+      </w:r>
+      <w:r>
+        <w:rPr>
+          <w:rStyle w:val="NormalTok"/>
+        </w:rPr>
+        <w:t xml:space="preserve"> </w:t>
+      </w:r>
+      <w:r>
+        <w:rPr>
+          <w:rStyle w:val="FloatTok"/>
+        </w:rPr>
+        <w:t xml:space="preserve">1.5</w:t>
+      </w:r>
+      <w:r>
+        <w:br/>
+      </w:r>
+      <w:r>
+        <w:rPr>
+          <w:rStyle w:val="NormalTok"/>
+        </w:rPr>
+        <w:t xml:space="preserve">colors </w:t>
+      </w:r>
+      <w:r>
+        <w:rPr>
+          <w:rStyle w:val="OperatorTok"/>
+        </w:rPr>
+        <w:t xml:space="preserve">=</w:t>
+      </w:r>
+      <w:r>
+        <w:rPr>
+          <w:rStyle w:val="NormalTok"/>
+        </w:rPr>
+        <w:t xml:space="preserve"> [</w:t>
+      </w:r>
+      <w:r>
+        <w:rPr>
+          <w:rStyle w:val="StringTok"/>
+        </w:rPr>
+        <w:t xml:space="preserve">"#</w:t>
+      </w:r>
+      <w:r>
+        <w:rPr>
+          <w:rStyle w:val="SpecialCharTok"/>
+        </w:rPr>
+        <w:t xml:space="preserve">%02x%02x%02x</w:t>
+      </w:r>
+      <w:r>
+        <w:rPr>
+          <w:rStyle w:val="StringTok"/>
+        </w:rPr>
+        <w:t xml:space="preserve">"</w:t>
+      </w:r>
+      <w:r>
+        <w:rPr>
+          <w:rStyle w:val="NormalTok"/>
+        </w:rPr>
+        <w:t xml:space="preserve"> </w:t>
+      </w:r>
+      <w:r>
+        <w:rPr>
+          <w:rStyle w:val="OperatorTok"/>
+        </w:rPr>
+        <w:t xml:space="preserve">%</w:t>
+      </w:r>
+      <w:r>
+        <w:rPr>
+          <w:rStyle w:val="NormalTok"/>
+        </w:rPr>
+        <w:t xml:space="preserve"> (r, g, </w:t>
+      </w:r>
+      <w:r>
+        <w:rPr>
+          <w:rStyle w:val="DecValTok"/>
+        </w:rPr>
+        <w:t xml:space="preserve">150</w:t>
+      </w:r>
+      <w:r>
+        <w:rPr>
+          <w:rStyle w:val="NormalTok"/>
+        </w:rPr>
+        <w:t xml:space="preserve">) </w:t>
+      </w:r>
+      <w:r>
+        <w:rPr>
+          <w:rStyle w:val="ControlFlowTok"/>
+        </w:rPr>
+        <w:t xml:space="preserve">for</w:t>
+      </w:r>
+      <w:r>
+        <w:rPr>
+          <w:rStyle w:val="NormalTok"/>
+        </w:rPr>
+        <w:t xml:space="preserve"> r, g </w:t>
+      </w:r>
+      <w:r>
+        <w:rPr>
+          <w:rStyle w:val="KeywordTok"/>
+        </w:rPr>
+        <w:t xml:space="preserve">in</w:t>
+      </w:r>
+      <w:r>
+        <w:rPr>
+          <w:rStyle w:val="NormalTok"/>
+        </w:rPr>
+        <w:t xml:space="preserve"> </w:t>
+      </w:r>
+      <w:r>
+        <w:rPr>
+          <w:rStyle w:val="BuiltInTok"/>
+        </w:rPr>
+        <w:t xml:space="preserve">zip</w:t>
+      </w:r>
+      <w:r>
+        <w:rPr>
+          <w:rStyle w:val="NormalTok"/>
+        </w:rPr>
+        <w:t xml:space="preserve">(np.floor(</w:t>
+      </w:r>
+      <w:r>
+        <w:rPr>
+          <w:rStyle w:val="DecValTok"/>
+        </w:rPr>
+        <w:t xml:space="preserve">50</w:t>
+      </w:r>
+      <w:r>
+        <w:rPr>
+          <w:rStyle w:val="OperatorTok"/>
+        </w:rPr>
+        <w:t xml:space="preserve">+</w:t>
+      </w:r>
+      <w:r>
+        <w:rPr>
+          <w:rStyle w:val="DecValTok"/>
+        </w:rPr>
+        <w:t xml:space="preserve">2</w:t>
+      </w:r>
+      <w:r>
+        <w:rPr>
+          <w:rStyle w:val="OperatorTok"/>
+        </w:rPr>
+        <w:t xml:space="preserve">*</w:t>
+      </w:r>
+      <w:r>
+        <w:rPr>
+          <w:rStyle w:val="NormalTok"/>
+        </w:rPr>
+        <w:t xml:space="preserve">x).astype(</w:t>
+      </w:r>
+      <w:r>
+        <w:rPr>
+          <w:rStyle w:val="BuiltInTok"/>
+        </w:rPr>
+        <w:t xml:space="preserve">int</w:t>
+      </w:r>
+      <w:r>
+        <w:rPr>
+          <w:rStyle w:val="NormalTok"/>
+        </w:rPr>
+        <w:t xml:space="preserve">), np.floor(</w:t>
+      </w:r>
+      <w:r>
+        <w:rPr>
+          <w:rStyle w:val="DecValTok"/>
+        </w:rPr>
+        <w:t xml:space="preserve">30</w:t>
+      </w:r>
+      <w:r>
+        <w:rPr>
+          <w:rStyle w:val="OperatorTok"/>
+        </w:rPr>
+        <w:t xml:space="preserve">+</w:t>
+      </w:r>
+      <w:r>
+        <w:rPr>
+          <w:rStyle w:val="DecValTok"/>
+        </w:rPr>
+        <w:t xml:space="preserve">2</w:t>
+      </w:r>
+      <w:r>
+        <w:rPr>
+          <w:rStyle w:val="OperatorTok"/>
+        </w:rPr>
+        <w:t xml:space="preserve">*</w:t>
+      </w:r>
+      <w:r>
+        <w:rPr>
+          <w:rStyle w:val="NormalTok"/>
+        </w:rPr>
+        <w:t xml:space="preserve">y).astype(</w:t>
+      </w:r>
+      <w:r>
+        <w:rPr>
+          <w:rStyle w:val="BuiltInTok"/>
+        </w:rPr>
+        <w:t xml:space="preserve">int</w:t>
+      </w:r>
+      <w:r>
+        <w:rPr>
+          <w:rStyle w:val="NormalTok"/>
+        </w:rPr>
+        <w:t xml:space="preserve">))]</w:t>
+      </w:r>
+      <w:r>
+        <w:br/>
+      </w:r>
+      <w:r>
+        <w:br/>
+      </w:r>
+      <w:r>
+        <w:rPr>
+          <w:rStyle w:val="NormalTok"/>
+        </w:rPr>
+        <w:t xml:space="preserve">p </w:t>
+      </w:r>
+      <w:r>
+        <w:rPr>
+          <w:rStyle w:val="OperatorTok"/>
+        </w:rPr>
+        <w:t xml:space="preserve">=</w:t>
+      </w:r>
+      <w:r>
+        <w:rPr>
+          <w:rStyle w:val="NormalTok"/>
+        </w:rPr>
+        <w:t xml:space="preserve"> figure()</w:t>
+      </w:r>
+      <w:r>
+        <w:br/>
+      </w:r>
+      <w:r>
+        <w:rPr>
+          <w:rStyle w:val="NormalTok"/>
+        </w:rPr>
+        <w:t xml:space="preserve">p.circle(x, y, radius</w:t>
+      </w:r>
+      <w:r>
+        <w:rPr>
+          <w:rStyle w:val="OperatorTok"/>
+        </w:rPr>
+        <w:t xml:space="preserve">=</w:t>
+      </w:r>
+      <w:r>
+        <w:rPr>
+          <w:rStyle w:val="NormalTok"/>
+        </w:rPr>
+        <w:t xml:space="preserve">radii, fill_color</w:t>
+      </w:r>
+      <w:r>
+        <w:rPr>
+          <w:rStyle w:val="OperatorTok"/>
+        </w:rPr>
+        <w:t xml:space="preserve">=</w:t>
+      </w:r>
+      <w:r>
+        <w:rPr>
+          <w:rStyle w:val="NormalTok"/>
+        </w:rPr>
+        <w:t xml:space="preserve">colors, fill_alpha</w:t>
+      </w:r>
+      <w:r>
+        <w:rPr>
+          <w:rStyle w:val="OperatorTok"/>
+        </w:rPr>
+        <w:t xml:space="preserve">=</w:t>
+      </w:r>
+      <w:r>
+        <w:rPr>
+          <w:rStyle w:val="FloatTok"/>
+        </w:rPr>
+        <w:t xml:space="preserve">0.6</w:t>
+      </w:r>
+      <w:r>
+        <w:rPr>
+          <w:rStyle w:val="NormalTok"/>
+        </w:rPr>
+        <w:t xml:space="preserve">, line_color</w:t>
+      </w:r>
+      <w:r>
+        <w:rPr>
+          <w:rStyle w:val="OperatorTok"/>
+        </w:rPr>
+        <w:t xml:space="preserve">=</w:t>
+      </w:r>
+      <w:r>
+        <w:rPr>
+          <w:rStyle w:val="VariableTok"/>
+        </w:rPr>
+        <w:t xml:space="preserve">None</w:t>
+      </w:r>
+      <w:r>
+        <w:rPr>
+          <w:rStyle w:val="NormalTok"/>
+        </w:rPr>
+        <w:t xml:space="preserve">)</w:t>
+      </w:r>
+      <w:r>
+        <w:br/>
+      </w:r>
+      <w:r>
+        <w:rPr>
+          <w:rStyle w:val="NormalTok"/>
+        </w:rPr>
+        <w:t xml:space="preserve">show(p)</w:t>
+      </w:r>
+    </w:p>
+    <w:p>
+      <w:pPr>
+        <w:pStyle w:val="SourceCode"/>
+      </w:pPr>
+      <w:r>
+        <w:rPr>
+          <w:rStyle w:val="VerbatimChar"/>
+        </w:rPr>
+        <w:t xml:space="preserve">Unable to display output for mime type(s): text/html</w:t>
+      </w:r>
+    </w:p>
+    <w:p>
+      <w:pPr>
+        <w:pStyle w:val="SourceCode"/>
+      </w:pPr>
+      <w:r>
+        <w:rPr>
+          <w:rStyle w:val="VerbatimChar"/>
+        </w:rPr>
+        <w:t xml:space="preserve">Unable to display output for mime type(s): application/javascript, application/vnd.bokehjs_exec.v0+json</w:t>
+      </w:r>
+    </w:p>
     <w:bookmarkEnd w:id="174"/>
-    <w:bookmarkStart w:id="176" w:name="bokeh"/>
-    <w:p>
-      <w:pPr>
-        <w:pStyle w:val="Heading2"/>
-      </w:pPr>
-      <w:r>
-        <w:t xml:space="preserve">7.7 Bokeh</w:t>
-      </w:r>
-    </w:p>
-    <w:bookmarkStart w:id="175" w:name="sample-1"/>
-    <w:p>
-      <w:pPr>
-        <w:pStyle w:val="Heading3"/>
-      </w:pPr>
-      <w:r>
-        <w:t xml:space="preserve">7.7.1 Sample</w:t>
-      </w:r>
-    </w:p>
-    <w:p>
-      <w:pPr>
-        <w:pStyle w:val="SourceCode"/>
-      </w:pPr>
-      <w:r>
-        <w:rPr>
-          <w:rStyle w:val="ImportTok"/>
-        </w:rPr>
-        <w:t xml:space="preserve">import</w:t>
-      </w:r>
-      <w:r>
-        <w:rPr>
-          <w:rStyle w:val="NormalTok"/>
-        </w:rPr>
-        <w:t xml:space="preserve"> numpy </w:t>
-      </w:r>
-      <w:r>
-        <w:rPr>
-          <w:rStyle w:val="ImportTok"/>
-        </w:rPr>
-        <w:t xml:space="preserve">as</w:t>
-      </w:r>
-      <w:r>
-        <w:rPr>
-          <w:rStyle w:val="NormalTok"/>
-        </w:rPr>
-        <w:t xml:space="preserve"> np</w:t>
-      </w:r>
-      <w:r>
-        <w:br/>
-      </w:r>
-      <w:r>
-        <w:rPr>
-          <w:rStyle w:val="ImportTok"/>
-        </w:rPr>
-        <w:t xml:space="preserve">from</w:t>
-      </w:r>
-      <w:r>
-        <w:rPr>
-          <w:rStyle w:val="NormalTok"/>
-        </w:rPr>
-        <w:t xml:space="preserve"> bokeh.plotting </w:t>
-      </w:r>
-      <w:r>
-        <w:rPr>
-          <w:rStyle w:val="ImportTok"/>
-        </w:rPr>
-        <w:t xml:space="preserve">import</w:t>
-      </w:r>
-      <w:r>
-        <w:rPr>
-          <w:rStyle w:val="NormalTok"/>
-        </w:rPr>
-        <w:t xml:space="preserve"> figure, show</w:t>
-      </w:r>
-      <w:r>
-        <w:br/>
-      </w:r>
-      <w:r>
-        <w:rPr>
-          <w:rStyle w:val="ImportTok"/>
-        </w:rPr>
-        <w:t xml:space="preserve">from</w:t>
-      </w:r>
-      <w:r>
-        <w:rPr>
-          <w:rStyle w:val="NormalTok"/>
-        </w:rPr>
-        <w:t xml:space="preserve"> bokeh.io </w:t>
-      </w:r>
-      <w:r>
-        <w:rPr>
-          <w:rStyle w:val="ImportTok"/>
-        </w:rPr>
-        <w:t xml:space="preserve">import</w:t>
-      </w:r>
-      <w:r>
-        <w:rPr>
-          <w:rStyle w:val="NormalTok"/>
-        </w:rPr>
-        <w:t xml:space="preserve"> output_notebook</w:t>
-      </w:r>
-      <w:r>
-        <w:br/>
-      </w:r>
-      <w:r>
-        <w:br/>
-      </w:r>
-      <w:r>
-        <w:rPr>
-          <w:rStyle w:val="CommentTok"/>
-        </w:rPr>
-        <w:t xml:space="preserve"># Call once to configure Bokeh to display plots inline in the notebook.</w:t>
-      </w:r>
-      <w:r>
-        <w:br/>
-      </w:r>
-      <w:r>
-        <w:rPr>
-          <w:rStyle w:val="NormalTok"/>
-        </w:rPr>
-        <w:t xml:space="preserve">output_notebook()</w:t>
-      </w:r>
-    </w:p>
-    <w:p>
-      <w:pPr>
-        <w:pStyle w:val="SourceCode"/>
-      </w:pPr>
-      <w:r>
-        <w:rPr>
-          <w:rStyle w:val="VerbatimChar"/>
-        </w:rPr>
-        <w:t xml:space="preserve">Unable to display output for mime type(s): text/html</w:t>
-      </w:r>
-    </w:p>
-    <w:p>
-      <w:pPr>
-        <w:pStyle w:val="SourceCode"/>
-      </w:pPr>
-      <w:r>
-        <w:rPr>
-          <w:rStyle w:val="VerbatimChar"/>
-        </w:rPr>
-        <w:t xml:space="preserve">Unable to display output for mime type(s): application/javascript, application/vnd.bokehjs_load.v0+json</w:t>
-      </w:r>
-    </w:p>
-    <w:p>
-      <w:pPr>
-        <w:pStyle w:val="SourceCode"/>
-      </w:pPr>
-      <w:r>
-        <w:rPr>
-          <w:rStyle w:val="NormalTok"/>
-        </w:rPr>
-        <w:t xml:space="preserve">N </w:t>
-      </w:r>
-      <w:r>
-        <w:rPr>
-          <w:rStyle w:val="OperatorTok"/>
-        </w:rPr>
-        <w:t xml:space="preserve">=</w:t>
-      </w:r>
-      <w:r>
-        <w:rPr>
-          <w:rStyle w:val="NormalTok"/>
-        </w:rPr>
-        <w:t xml:space="preserve"> </w:t>
-      </w:r>
-      <w:r>
-        <w:rPr>
-          <w:rStyle w:val="DecValTok"/>
-        </w:rPr>
-        <w:t xml:space="preserve">4000</w:t>
-      </w:r>
-      <w:r>
-        <w:br/>
-      </w:r>
-      <w:r>
-        <w:rPr>
-          <w:rStyle w:val="NormalTok"/>
-        </w:rPr>
-        <w:t xml:space="preserve">x </w:t>
-      </w:r>
-      <w:r>
-        <w:rPr>
-          <w:rStyle w:val="OperatorTok"/>
-        </w:rPr>
-        <w:t xml:space="preserve">=</w:t>
-      </w:r>
-      <w:r>
-        <w:rPr>
-          <w:rStyle w:val="NormalTok"/>
-        </w:rPr>
-        <w:t xml:space="preserve"> np.random.random(size</w:t>
-      </w:r>
-      <w:r>
-        <w:rPr>
-          <w:rStyle w:val="OperatorTok"/>
-        </w:rPr>
-        <w:t xml:space="preserve">=</w:t>
-      </w:r>
-      <w:r>
-        <w:rPr>
-          <w:rStyle w:val="NormalTok"/>
-        </w:rPr>
-        <w:t xml:space="preserve">N) </w:t>
-      </w:r>
-      <w:r>
-        <w:rPr>
-          <w:rStyle w:val="OperatorTok"/>
-        </w:rPr>
-        <w:t xml:space="preserve">*</w:t>
-      </w:r>
-      <w:r>
-        <w:rPr>
-          <w:rStyle w:val="NormalTok"/>
-        </w:rPr>
-        <w:t xml:space="preserve"> </w:t>
-      </w:r>
-      <w:r>
-        <w:rPr>
-          <w:rStyle w:val="DecValTok"/>
-        </w:rPr>
-        <w:t xml:space="preserve">100</w:t>
-      </w:r>
-      <w:r>
-        <w:br/>
-      </w:r>
-      <w:r>
-        <w:rPr>
-          <w:rStyle w:val="NormalTok"/>
-        </w:rPr>
-        <w:t xml:space="preserve">y </w:t>
-      </w:r>
-      <w:r>
-        <w:rPr>
-          <w:rStyle w:val="OperatorTok"/>
-        </w:rPr>
-        <w:t xml:space="preserve">=</w:t>
-      </w:r>
-      <w:r>
-        <w:rPr>
-          <w:rStyle w:val="NormalTok"/>
-        </w:rPr>
-        <w:t xml:space="preserve"> np.random.random(size</w:t>
-      </w:r>
-      <w:r>
-        <w:rPr>
-          <w:rStyle w:val="OperatorTok"/>
-        </w:rPr>
-        <w:t xml:space="preserve">=</w:t>
-      </w:r>
-      <w:r>
-        <w:rPr>
-          <w:rStyle w:val="NormalTok"/>
-        </w:rPr>
-        <w:t xml:space="preserve">N) </w:t>
-      </w:r>
-      <w:r>
-        <w:rPr>
-          <w:rStyle w:val="OperatorTok"/>
-        </w:rPr>
-        <w:t xml:space="preserve">*</w:t>
-      </w:r>
-      <w:r>
-        <w:rPr>
-          <w:rStyle w:val="NormalTok"/>
-        </w:rPr>
-        <w:t xml:space="preserve"> </w:t>
-      </w:r>
-      <w:r>
-        <w:rPr>
-          <w:rStyle w:val="DecValTok"/>
-        </w:rPr>
-        <w:t xml:space="preserve">100</w:t>
-      </w:r>
-      <w:r>
-        <w:br/>
-      </w:r>
-      <w:r>
-        <w:rPr>
-          <w:rStyle w:val="NormalTok"/>
-        </w:rPr>
-        <w:t xml:space="preserve">radii </w:t>
-      </w:r>
-      <w:r>
-        <w:rPr>
-          <w:rStyle w:val="OperatorTok"/>
-        </w:rPr>
-        <w:t xml:space="preserve">=</w:t>
-      </w:r>
-      <w:r>
-        <w:rPr>
-          <w:rStyle w:val="NormalTok"/>
-        </w:rPr>
-        <w:t xml:space="preserve"> np.random.random(size</w:t>
-      </w:r>
-      <w:r>
-        <w:rPr>
-          <w:rStyle w:val="OperatorTok"/>
-        </w:rPr>
-        <w:t xml:space="preserve">=</w:t>
-      </w:r>
-      <w:r>
-        <w:rPr>
-          <w:rStyle w:val="NormalTok"/>
-        </w:rPr>
-        <w:t xml:space="preserve">N) </w:t>
-      </w:r>
-      <w:r>
-        <w:rPr>
-          <w:rStyle w:val="OperatorTok"/>
-        </w:rPr>
-        <w:t xml:space="preserve">*</w:t>
-      </w:r>
-      <w:r>
-        <w:rPr>
-          <w:rStyle w:val="NormalTok"/>
-        </w:rPr>
-        <w:t xml:space="preserve"> </w:t>
-      </w:r>
-      <w:r>
-        <w:rPr>
-          <w:rStyle w:val="FloatTok"/>
-        </w:rPr>
-        <w:t xml:space="preserve">1.5</w:t>
-      </w:r>
-      <w:r>
-        <w:br/>
-      </w:r>
-      <w:r>
-        <w:rPr>
-          <w:rStyle w:val="NormalTok"/>
-        </w:rPr>
-        <w:t xml:space="preserve">colors </w:t>
-      </w:r>
-      <w:r>
-        <w:rPr>
-          <w:rStyle w:val="OperatorTok"/>
-        </w:rPr>
-        <w:t xml:space="preserve">=</w:t>
-      </w:r>
-      <w:r>
-        <w:rPr>
-          <w:rStyle w:val="NormalTok"/>
-        </w:rPr>
-        <w:t xml:space="preserve"> [</w:t>
-      </w:r>
-      <w:r>
-        <w:rPr>
-          <w:rStyle w:val="StringTok"/>
-        </w:rPr>
-        <w:t xml:space="preserve">"#</w:t>
-      </w:r>
-      <w:r>
-        <w:rPr>
-          <w:rStyle w:val="SpecialCharTok"/>
-        </w:rPr>
-        <w:t xml:space="preserve">%02x%02x%02x</w:t>
-      </w:r>
-      <w:r>
-        <w:rPr>
-          <w:rStyle w:val="StringTok"/>
-        </w:rPr>
-        <w:t xml:space="preserve">"</w:t>
-      </w:r>
-      <w:r>
-        <w:rPr>
-          <w:rStyle w:val="NormalTok"/>
-        </w:rPr>
-        <w:t xml:space="preserve"> </w:t>
-      </w:r>
-      <w:r>
-        <w:rPr>
-          <w:rStyle w:val="OperatorTok"/>
-        </w:rPr>
-        <w:t xml:space="preserve">%</w:t>
-      </w:r>
-      <w:r>
-        <w:rPr>
-          <w:rStyle w:val="NormalTok"/>
-        </w:rPr>
-        <w:t xml:space="preserve"> (r, g, </w:t>
-      </w:r>
-      <w:r>
-        <w:rPr>
-          <w:rStyle w:val="DecValTok"/>
-        </w:rPr>
-        <w:t xml:space="preserve">150</w:t>
-      </w:r>
-      <w:r>
-        <w:rPr>
-          <w:rStyle w:val="NormalTok"/>
-        </w:rPr>
-        <w:t xml:space="preserve">) </w:t>
-      </w:r>
-      <w:r>
-        <w:rPr>
-          <w:rStyle w:val="ControlFlowTok"/>
-        </w:rPr>
-        <w:t xml:space="preserve">for</w:t>
-      </w:r>
-      <w:r>
-        <w:rPr>
-          <w:rStyle w:val="NormalTok"/>
-        </w:rPr>
-        <w:t xml:space="preserve"> r, g </w:t>
-      </w:r>
-      <w:r>
-        <w:rPr>
-          <w:rStyle w:val="KeywordTok"/>
-        </w:rPr>
-        <w:t xml:space="preserve">in</w:t>
-      </w:r>
-      <w:r>
-        <w:rPr>
-          <w:rStyle w:val="NormalTok"/>
-        </w:rPr>
-        <w:t xml:space="preserve"> </w:t>
-      </w:r>
-      <w:r>
-        <w:rPr>
-          <w:rStyle w:val="BuiltInTok"/>
-        </w:rPr>
-        <w:t xml:space="preserve">zip</w:t>
-      </w:r>
-      <w:r>
-        <w:rPr>
-          <w:rStyle w:val="NormalTok"/>
-        </w:rPr>
-        <w:t xml:space="preserve">(np.floor(</w:t>
-      </w:r>
-      <w:r>
-        <w:rPr>
-          <w:rStyle w:val="DecValTok"/>
-        </w:rPr>
-        <w:t xml:space="preserve">50</w:t>
-      </w:r>
-      <w:r>
-        <w:rPr>
-          <w:rStyle w:val="OperatorTok"/>
-        </w:rPr>
-        <w:t xml:space="preserve">+</w:t>
-      </w:r>
-      <w:r>
-        <w:rPr>
-          <w:rStyle w:val="DecValTok"/>
-        </w:rPr>
-        <w:t xml:space="preserve">2</w:t>
-      </w:r>
-      <w:r>
-        <w:rPr>
-          <w:rStyle w:val="OperatorTok"/>
-        </w:rPr>
-        <w:t xml:space="preserve">*</w:t>
-      </w:r>
-      <w:r>
-        <w:rPr>
-          <w:rStyle w:val="NormalTok"/>
-        </w:rPr>
-        <w:t xml:space="preserve">x).astype(</w:t>
-      </w:r>
-      <w:r>
-        <w:rPr>
-          <w:rStyle w:val="BuiltInTok"/>
-        </w:rPr>
-        <w:t xml:space="preserve">int</w:t>
-      </w:r>
-      <w:r>
-        <w:rPr>
-          <w:rStyle w:val="NormalTok"/>
-        </w:rPr>
-        <w:t xml:space="preserve">), np.floor(</w:t>
-      </w:r>
-      <w:r>
-        <w:rPr>
-          <w:rStyle w:val="DecValTok"/>
-        </w:rPr>
-        <w:t xml:space="preserve">30</w:t>
-      </w:r>
-      <w:r>
-        <w:rPr>
-          <w:rStyle w:val="OperatorTok"/>
-        </w:rPr>
-        <w:t xml:space="preserve">+</w:t>
-      </w:r>
-      <w:r>
-        <w:rPr>
-          <w:rStyle w:val="DecValTok"/>
-        </w:rPr>
-        <w:t xml:space="preserve">2</w:t>
-      </w:r>
-      <w:r>
-        <w:rPr>
-          <w:rStyle w:val="OperatorTok"/>
-        </w:rPr>
-        <w:t xml:space="preserve">*</w:t>
-      </w:r>
-      <w:r>
-        <w:rPr>
-          <w:rStyle w:val="NormalTok"/>
-        </w:rPr>
-        <w:t xml:space="preserve">y).astype(</w:t>
-      </w:r>
-      <w:r>
-        <w:rPr>
-          <w:rStyle w:val="BuiltInTok"/>
-        </w:rPr>
-        <w:t xml:space="preserve">int</w:t>
-      </w:r>
-      <w:r>
-        <w:rPr>
-          <w:rStyle w:val="NormalTok"/>
-        </w:rPr>
-        <w:t xml:space="preserve">))]</w:t>
-      </w:r>
-      <w:r>
-        <w:br/>
-      </w:r>
-      <w:r>
-        <w:br/>
-      </w:r>
-      <w:r>
-        <w:rPr>
-          <w:rStyle w:val="NormalTok"/>
-        </w:rPr>
-        <w:t xml:space="preserve">p </w:t>
-      </w:r>
-      <w:r>
-        <w:rPr>
-          <w:rStyle w:val="OperatorTok"/>
-        </w:rPr>
-        <w:t xml:space="preserve">=</w:t>
-      </w:r>
-      <w:r>
-        <w:rPr>
-          <w:rStyle w:val="NormalTok"/>
-        </w:rPr>
-        <w:t xml:space="preserve"> figure()</w:t>
-      </w:r>
-      <w:r>
-        <w:br/>
-      </w:r>
-      <w:r>
-        <w:rPr>
-          <w:rStyle w:val="NormalTok"/>
-        </w:rPr>
-        <w:t xml:space="preserve">p.circle(x, y, radius</w:t>
-      </w:r>
-      <w:r>
-        <w:rPr>
-          <w:rStyle w:val="OperatorTok"/>
-        </w:rPr>
-        <w:t xml:space="preserve">=</w:t>
-      </w:r>
-      <w:r>
-        <w:rPr>
-          <w:rStyle w:val="NormalTok"/>
-        </w:rPr>
-        <w:t xml:space="preserve">radii, fill_color</w:t>
-      </w:r>
-      <w:r>
-        <w:rPr>
-          <w:rStyle w:val="OperatorTok"/>
-        </w:rPr>
-        <w:t xml:space="preserve">=</w:t>
-      </w:r>
-      <w:r>
-        <w:rPr>
-          <w:rStyle w:val="NormalTok"/>
-        </w:rPr>
-        <w:t xml:space="preserve">colors, fill_alpha</w:t>
-      </w:r>
-      <w:r>
-        <w:rPr>
-          <w:rStyle w:val="OperatorTok"/>
-        </w:rPr>
-        <w:t xml:space="preserve">=</w:t>
-      </w:r>
-      <w:r>
-        <w:rPr>
-          <w:rStyle w:val="FloatTok"/>
-        </w:rPr>
-        <w:t xml:space="preserve">0.6</w:t>
-      </w:r>
-      <w:r>
-        <w:rPr>
-          <w:rStyle w:val="NormalTok"/>
-        </w:rPr>
-        <w:t xml:space="preserve">, line_color</w:t>
-      </w:r>
-      <w:r>
-        <w:rPr>
-          <w:rStyle w:val="OperatorTok"/>
-        </w:rPr>
-        <w:t xml:space="preserve">=</w:t>
-      </w:r>
-      <w:r>
-        <w:rPr>
-          <w:rStyle w:val="VariableTok"/>
-        </w:rPr>
-        <w:t xml:space="preserve">None</w:t>
-      </w:r>
-      <w:r>
-        <w:rPr>
-          <w:rStyle w:val="NormalTok"/>
-        </w:rPr>
-        <w:t xml:space="preserve">)</w:t>
-      </w:r>
-      <w:r>
-        <w:br/>
-      </w:r>
-      <w:r>
-        <w:rPr>
-          <w:rStyle w:val="NormalTok"/>
-        </w:rPr>
-        <w:t xml:space="preserve">show(p)</w:t>
-      </w:r>
-    </w:p>
-    <w:p>
-      <w:pPr>
-        <w:pStyle w:val="SourceCode"/>
-      </w:pPr>
-      <w:r>
-        <w:rPr>
-          <w:rStyle w:val="VerbatimChar"/>
-        </w:rPr>
-        <w:t xml:space="preserve">Unable to display output for mime type(s): text/html</w:t>
-      </w:r>
-    </w:p>
-    <w:p>
-      <w:pPr>
-        <w:pStyle w:val="SourceCode"/>
-      </w:pPr>
-      <w:r>
-        <w:rPr>
-          <w:rStyle w:val="VerbatimChar"/>
-        </w:rPr>
-        <w:t xml:space="preserve">Unable to display output for mime type(s): application/javascript, application/vnd.bokehjs_exec.v0+json</w:t>
-      </w:r>
-    </w:p>
     <w:bookmarkEnd w:id="175"/>
     <w:bookmarkEnd w:id="176"/>
-    <w:bookmarkEnd w:id="177"/>
-    <w:bookmarkStart w:id="187" w:name="quarto-basics"/>
+    <w:bookmarkStart w:id="186" w:name="quarto-basics"/>
     <w:p>
       <w:pPr>
         <w:pStyle w:val="Heading1"/>
       </w:pPr>
       <w:r>
-        <w:t xml:space="preserve">8. Quarto Basics</w:t>
-      </w:r>
-    </w:p>
-    <w:bookmarkStart w:id="185" w:name="polar-axis"/>
+        <w:t xml:space="preserve">7. Quarto Basics</w:t>
+      </w:r>
+    </w:p>
+    <w:bookmarkStart w:id="184" w:name="polar-axis"/>
     <w:p>
       <w:pPr>
         <w:pStyle w:val="Heading2"/>
       </w:pPr>
       <w:r>
-        <w:t xml:space="preserve">8.1 Polar Axis</w:t>
+        <w:t xml:space="preserve">7.1 Polar Axis</w:t>
       </w:r>
     </w:p>
     <w:p>
@@ -21725,7 +21715,7 @@
           <w:rPr>
             <w:rStyle w:val="Hyperlink"/>
           </w:rPr>
-          <w:t xml:space="preserve">Figure 8.1</w:t>
+          <w:t xml:space="preserve">Figure 7.1</w:t>
         </w:r>
       </w:hyperlink>
       <w:r>
@@ -22089,7 +22079,7 @@
       <w:tr>
         <w:tc>
           <w:tcPr/>
-          <w:bookmarkStart w:id="181" w:name="fig-polar"/>
+          <w:bookmarkStart w:id="180" w:name="fig-polar"/>
           <w:p>
             <w:pPr>
               <w:pStyle w:val="Compact"/>
@@ -22100,18 +22090,18 @@
                 <wp:inline>
                   <wp:extent cx="3517900" cy="3416300"/>
                   <wp:effectExtent b="0" l="0" r="0" t="0"/>
-                  <wp:docPr descr="" title="" id="179" name="Picture"/>
+                  <wp:docPr descr="" title="" id="178" name="Picture"/>
                   <a:graphic>
                     <a:graphicData uri="http://schemas.openxmlformats.org/drawingml/2006/picture">
                       <pic:pic>
                         <pic:nvPicPr>
-                          <pic:cNvPr descr="grafik/hello_files/figure-docx/fig-polar-output-1.png" id="180" name="Picture"/>
+                          <pic:cNvPr descr="grafik/hello_files/figure-docx/fig-polar-output-1.png" id="179" name="Picture"/>
                           <pic:cNvPicPr>
                             <a:picLocks noChangeArrowheads="1" noChangeAspect="1"/>
                           </pic:cNvPicPr>
                         </pic:nvPicPr>
                         <pic:blipFill>
-                          <a:blip r:embed="rId178"/>
+                          <a:blip r:embed="rId177"/>
                           <a:stretch>
                             <a:fillRect/>
                           </a:stretch>
@@ -22148,10 +22138,10 @@
               <w:pStyle w:val="ImageCaption"/>
             </w:pPr>
             <w:r>
-              <w:t xml:space="preserve">Figure 8.1: A line plot on a polar axis</w:t>
+              <w:t xml:space="preserve">Figure 7.1: A line plot on a polar axis</w:t>
             </w:r>
           </w:p>
-          <w:bookmarkEnd w:id="181"/>
+          <w:bookmarkEnd w:id="180"/>
         </w:tc>
       </w:tr>
     </w:tbl>
@@ -23141,18 +23131,18 @@
           <wp:inline>
             <wp:extent cx="3771900" cy="3912211"/>
             <wp:effectExtent b="0" l="0" r="0" t="0"/>
-            <wp:docPr descr="" title="" id="183" name="Picture"/>
+            <wp:docPr descr="" title="" id="182" name="Picture"/>
             <a:graphic>
               <a:graphicData uri="http://schemas.openxmlformats.org/drawingml/2006/picture">
                 <pic:pic>
                   <pic:nvPicPr>
-                    <pic:cNvPr descr="grafik/hello_files/figure-docx/cell-3-output-1.png" id="184" name="Picture"/>
+                    <pic:cNvPr descr="grafik/hello_files/figure-docx/cell-3-output-1.png" id="183" name="Picture"/>
                     <pic:cNvPicPr>
                       <a:picLocks noChangeArrowheads="1" noChangeAspect="1"/>
                     </pic:cNvPicPr>
                   </pic:nvPicPr>
                   <pic:blipFill>
-                    <a:blip r:embed="rId182"/>
+                    <a:blip r:embed="rId181"/>
                     <a:stretch>
                       <a:fillRect/>
                     </a:stretch>
@@ -23179,21 +23169,21 @@
         </w:drawing>
       </w:r>
     </w:p>
-    <w:bookmarkEnd w:id="185"/>
-    <w:bookmarkStart w:id="186" w:name="matplotlib-1"/>
+    <w:bookmarkEnd w:id="184"/>
+    <w:bookmarkStart w:id="185" w:name="matplotlib-1"/>
     <w:p>
       <w:pPr>
         <w:pStyle w:val="Heading2"/>
       </w:pPr>
       <w:r>
-        <w:t xml:space="preserve">8.2 Matplotlib</w:t>
+        <w:t xml:space="preserve">7.2 Matplotlib</w:t>
       </w:r>
     </w:p>
     <w:p>
       <w:pPr>
         <w:pStyle w:val="FirstParagraph"/>
       </w:pPr>
-      <w:hyperlink r:id="rId104">
+      <w:hyperlink r:id="rId103">
         <w:r>
           <w:rPr>
             <w:rStyle w:val="Hyperlink"/>
@@ -23210,7 +23200,7 @@
       <w:r>
         <w:t xml:space="preserve"> </w:t>
       </w:r>
-      <w:hyperlink r:id="rId105">
+      <w:hyperlink r:id="rId104">
         <w:r>
           <w:rPr>
             <w:rStyle w:val="Hyperlink"/>
@@ -23227,7 +23217,7 @@
       <w:r>
         <w:t xml:space="preserve"> </w:t>
       </w:r>
-      <w:hyperlink r:id="rId106">
+      <w:hyperlink r:id="rId105">
         <w:r>
           <w:rPr>
             <w:rStyle w:val="Hyperlink"/>
@@ -23313,24 +23303,24 @@
         <w:t xml:space="preserve">In this first chapter, we focus on both the properties of data and on the collection of data.</w:t>
       </w:r>
     </w:p>
+    <w:bookmarkEnd w:id="185"/>
     <w:bookmarkEnd w:id="186"/>
-    <w:bookmarkEnd w:id="187"/>
-    <w:bookmarkStart w:id="213" w:name="model-logistic"/>
+    <w:bookmarkStart w:id="212" w:name="model-logistic"/>
     <w:p>
       <w:pPr>
         <w:pStyle w:val="Heading1"/>
       </w:pPr>
       <w:r>
-        <w:t xml:space="preserve">9. Logistic regression</w:t>
-      </w:r>
-    </w:p>
-    <w:bookmarkStart w:id="207" w:name="belajar"/>
+        <w:t xml:space="preserve">8. Logistic regression</w:t>
+      </w:r>
+    </w:p>
+    <w:bookmarkStart w:id="206" w:name="belajar"/>
     <w:p>
       <w:pPr>
         <w:pStyle w:val="Heading2"/>
       </w:pPr>
       <w:r>
-        <w:t xml:space="preserve">9.1 Belajar</w:t>
+        <w:t xml:space="preserve">8.1 Belajar</w:t>
       </w:r>
     </w:p>
     <w:p>
@@ -23371,18 +23361,18 @@
           <wp:inline>
             <wp:extent cx="3771900" cy="1981515"/>
             <wp:effectExtent b="0" l="0" r="0" t="0"/>
-            <wp:docPr descr="" title="" id="189" name="Picture"/>
+            <wp:docPr descr="" title="" id="188" name="Picture"/>
             <a:graphic>
               <a:graphicData uri="http://schemas.openxmlformats.org/drawingml/2006/picture">
                 <pic:pic>
                   <pic:nvPicPr>
-                    <pic:cNvPr descr="images/clipboard-3411580359.png" id="190" name="Picture"/>
+                    <pic:cNvPr descr="images/clipboard-3411580359.png" id="189" name="Picture"/>
                     <pic:cNvPicPr>
                       <a:picLocks noChangeArrowheads="1" noChangeAspect="1"/>
                     </pic:cNvPicPr>
                   </pic:nvPicPr>
                   <pic:blipFill>
-                    <a:blip r:embed="rId188"/>
+                    <a:blip r:embed="rId187"/>
                     <a:stretch>
                       <a:fillRect/>
                     </a:stretch>
@@ -23485,13 +23475,13 @@
         </w:pict>
       </w:r>
     </w:p>
-    <w:bookmarkStart w:id="191" w:name="qs.-ali-imran-110"/>
+    <w:bookmarkStart w:id="190" w:name="qs.-ali-imran-110"/>
     <w:p>
       <w:pPr>
         <w:pStyle w:val="Heading3"/>
       </w:pPr>
       <w:r>
-        <w:t xml:space="preserve">9.1.1 📜 QS. Ali ’Imran: 110</w:t>
+        <w:t xml:space="preserve">8.1.1 📜 QS. Ali ’Imran: 110</w:t>
       </w:r>
     </w:p>
     <w:p>
@@ -23682,23 +23672,23 @@
         </w:pict>
       </w:r>
     </w:p>
-    <w:bookmarkEnd w:id="191"/>
-    <w:bookmarkStart w:id="195" w:name="cara-menggunakan-dengan-font-amiri-quran"/>
+    <w:bookmarkEnd w:id="190"/>
+    <w:bookmarkStart w:id="194" w:name="cara-menggunakan-dengan-font-amiri-quran"/>
     <w:p>
       <w:pPr>
         <w:pStyle w:val="Heading3"/>
       </w:pPr>
       <w:r>
-        <w:t xml:space="preserve">9.1.2 ✅ Cara Menggunakan dengan Font Amiri Quran</w:t>
-      </w:r>
-    </w:p>
-    <w:bookmarkStart w:id="193" w:name="download-instal-font"/>
+        <w:t xml:space="preserve">8.1.2 ✅ Cara Menggunakan dengan Font Amiri Quran</w:t>
+      </w:r>
+    </w:p>
+    <w:bookmarkStart w:id="192" w:name="download-instal-font"/>
     <w:p>
       <w:pPr>
         <w:pStyle w:val="Heading4"/>
       </w:pPr>
       <w:r>
-        <w:t xml:space="preserve">9.1.2.1 1.</w:t>
+        <w:t xml:space="preserve">8.1.2.1 1.</w:t>
       </w:r>
       <w:r>
         <w:t xml:space="preserve"> </w:t>
@@ -23721,7 +23711,7 @@
       <w:r>
         <w:t xml:space="preserve"> </w:t>
       </w:r>
-      <w:hyperlink r:id="rId192">
+      <w:hyperlink r:id="rId191">
         <w:r>
           <w:rPr>
             <w:rStyle w:val="Hyperlink"/>
@@ -23812,14 +23802,14 @@
         <w:t xml:space="preserve">.</w:t>
       </w:r>
     </w:p>
-    <w:bookmarkEnd w:id="193"/>
-    <w:bookmarkStart w:id="194" w:name="Xffeca08015118e00d3d0ce483d6fa2757d0d5a6"/>
+    <w:bookmarkEnd w:id="192"/>
+    <w:bookmarkStart w:id="193" w:name="Xffeca08015118e00d3d0ce483d6fa2757d0d5a6"/>
     <w:p>
       <w:pPr>
         <w:pStyle w:val="Heading4"/>
       </w:pPr>
       <w:r>
-        <w:t xml:space="preserve">9.1.2.2 2.</w:t>
+        <w:t xml:space="preserve">8.1.2.2 2.</w:t>
       </w:r>
       <w:r>
         <w:t xml:space="preserve"> </w:t>
@@ -24225,15 +24215,15 @@
         </w:pict>
       </w:r>
     </w:p>
+    <w:bookmarkEnd w:id="193"/>
     <w:bookmarkEnd w:id="194"/>
-    <w:bookmarkEnd w:id="195"/>
-    <w:bookmarkStart w:id="196" w:name="X3c43a2422003f164904c3b3faa42e0a576f6b8a"/>
+    <w:bookmarkStart w:id="195" w:name="X3c43a2422003f164904c3b3faa42e0a576f6b8a"/>
     <w:p>
       <w:pPr>
         <w:pStyle w:val="Heading3"/>
       </w:pPr>
       <w:r>
-        <w:t xml:space="preserve">9.1.3 📎 Bonus: Versi dengan Nomor Ayat (١١٠) &amp; Tanda Akhir Ayat</w:t>
+        <w:t xml:space="preserve">8.1.3 📎 Bonus: Versi dengan Nomor Ayat (١١٠) &amp; Tanda Akhir Ayat</w:t>
       </w:r>
     </w:p>
     <w:p>
@@ -24353,14 +24343,14 @@
         </w:pict>
       </w:r>
     </w:p>
-    <w:bookmarkEnd w:id="196"/>
-    <w:bookmarkStart w:id="197" w:name="dokumen-siap-pakai"/>
+    <w:bookmarkEnd w:id="195"/>
+    <w:bookmarkStart w:id="196" w:name="dokumen-siap-pakai"/>
     <w:p>
       <w:pPr>
         <w:pStyle w:val="Heading3"/>
       </w:pPr>
       <w:r>
-        <w:t xml:space="preserve">9.1.4 📄 Dokumen Siap Pakai</w:t>
+        <w:t xml:space="preserve">8.1.4 📄 Dokumen Siap Pakai</w:t>
       </w:r>
     </w:p>
     <w:p>
@@ -24471,14 +24461,14 @@
         </w:pict>
       </w:r>
     </w:p>
-    <w:bookmarkEnd w:id="197"/>
-    <w:bookmarkStart w:id="198" w:name="X6c1a891f6a141946f0778691ba52c4b4572166d"/>
+    <w:bookmarkEnd w:id="196"/>
+    <w:bookmarkStart w:id="197" w:name="X6c1a891f6a141946f0778691ba52c4b4572166d"/>
     <w:p>
       <w:pPr>
         <w:pStyle w:val="Heading3"/>
       </w:pPr>
       <w:r>
-        <w:t xml:space="preserve">9.1.5 1.</w:t>
+        <w:t xml:space="preserve">8.1.5 1.</w:t>
       </w:r>
       <w:r>
         <w:t xml:space="preserve"> </w:t>
@@ -24582,14 +24572,14 @@
         </w:pict>
       </w:r>
     </w:p>
-    <w:bookmarkEnd w:id="198"/>
-    <w:bookmarkStart w:id="199" w:name="Xbf580016f897a087fb3ccdfb31ec34ec9ca352f"/>
+    <w:bookmarkEnd w:id="197"/>
+    <w:bookmarkStart w:id="198" w:name="Xbf580016f897a087fb3ccdfb31ec34ec9ca352f"/>
     <w:p>
       <w:pPr>
         <w:pStyle w:val="Heading3"/>
       </w:pPr>
       <w:r>
-        <w:t xml:space="preserve">9.1.6 2.</w:t>
+        <w:t xml:space="preserve">8.1.6 2.</w:t>
       </w:r>
       <w:r>
         <w:t xml:space="preserve"> </w:t>
@@ -24710,14 +24700,14 @@
         </w:pict>
       </w:r>
     </w:p>
-    <w:bookmarkEnd w:id="199"/>
-    <w:bookmarkStart w:id="200" w:name="X941e0ead33e458b440db4f7164d45e780473d5e"/>
+    <w:bookmarkEnd w:id="198"/>
+    <w:bookmarkStart w:id="199" w:name="X941e0ead33e458b440db4f7164d45e780473d5e"/>
     <w:p>
       <w:pPr>
         <w:pStyle w:val="Heading3"/>
       </w:pPr>
       <w:r>
-        <w:t xml:space="preserve">9.1.7 3.</w:t>
+        <w:t xml:space="preserve">8.1.7 3.</w:t>
       </w:r>
       <w:r>
         <w:t xml:space="preserve"> </w:t>
@@ -24808,14 +24798,14 @@
         </w:pict>
       </w:r>
     </w:p>
-    <w:bookmarkEnd w:id="200"/>
-    <w:bookmarkStart w:id="201" w:name="relevansi-dengan-minat-anda"/>
+    <w:bookmarkEnd w:id="199"/>
+    <w:bookmarkStart w:id="200" w:name="relevansi-dengan-minat-anda"/>
     <w:p>
       <w:pPr>
         <w:pStyle w:val="Heading3"/>
       </w:pPr>
       <w:r>
-        <w:t xml:space="preserve">9.1.8 Relevansi dengan Minat Anda</w:t>
+        <w:t xml:space="preserve">8.1.8 Relevansi dengan Minat Anda</w:t>
       </w:r>
     </w:p>
     <w:p>
@@ -25031,14 +25021,14 @@
         </w:pict>
       </w:r>
     </w:p>
-    <w:bookmarkEnd w:id="201"/>
-    <w:bookmarkStart w:id="202" w:name="business-understanding-apa-itu"/>
+    <w:bookmarkEnd w:id="200"/>
+    <w:bookmarkStart w:id="201" w:name="business-understanding-apa-itu"/>
     <w:p>
       <w:pPr>
         <w:pStyle w:val="Heading3"/>
       </w:pPr>
       <w:r>
-        <w:t xml:space="preserve">9.1.9</w:t>
+        <w:t xml:space="preserve">8.1.9</w:t>
       </w:r>
       <w:r>
         <w:t xml:space="preserve"> </w:t>
@@ -25103,14 +25093,14 @@
         <w:t xml:space="preserve">masalah dunia nyata ke dalam pertanyaan yang bisa dijawab dengan data.</w:t>
       </w:r>
     </w:p>
-    <w:bookmarkEnd w:id="202"/>
-    <w:bookmarkStart w:id="203" w:name="mengapa-business-understanding-penting"/>
+    <w:bookmarkEnd w:id="201"/>
+    <w:bookmarkStart w:id="202" w:name="mengapa-business-understanding-penting"/>
     <w:p>
       <w:pPr>
         <w:pStyle w:val="Heading3"/>
       </w:pPr>
       <w:r>
-        <w:t xml:space="preserve">9.1.10</w:t>
+        <w:t xml:space="preserve">8.1.10</w:t>
       </w:r>
       <w:r>
         <w:t xml:space="preserve"> </w:t>
@@ -25275,14 +25265,14 @@
         </w:pict>
       </w:r>
     </w:p>
-    <w:bookmarkEnd w:id="203"/>
-    <w:bookmarkStart w:id="204" w:name="Xe6920b2b3fdf59c292a5fbf89994615f12de3c5"/>
+    <w:bookmarkEnd w:id="202"/>
+    <w:bookmarkStart w:id="203" w:name="Xe6920b2b3fdf59c292a5fbf89994615f12de3c5"/>
     <w:p>
       <w:pPr>
         <w:pStyle w:val="Heading3"/>
       </w:pPr>
       <w:r>
-        <w:t xml:space="preserve">9.1.11</w:t>
+        <w:t xml:space="preserve">8.1.11</w:t>
       </w:r>
       <w:r>
         <w:t xml:space="preserve"> </w:t>
@@ -25570,14 +25560,14 @@
         </w:pict>
       </w:r>
     </w:p>
-    <w:bookmarkEnd w:id="204"/>
-    <w:bookmarkStart w:id="205" w:name="Xc552b974fb4a5c4f313a35882ad3b3fee1f0c67"/>
+    <w:bookmarkEnd w:id="203"/>
+    <w:bookmarkStart w:id="204" w:name="Xc552b974fb4a5c4f313a35882ad3b3fee1f0c67"/>
     <w:p>
       <w:pPr>
         <w:pStyle w:val="Heading3"/>
       </w:pPr>
       <w:r>
-        <w:t xml:space="preserve">9.1.12 🌍</w:t>
+        <w:t xml:space="preserve">8.1.12 🌍</w:t>
       </w:r>
       <w:r>
         <w:t xml:space="preserve"> </w:t>
@@ -25681,14 +25671,14 @@
         </w:pict>
       </w:r>
     </w:p>
-    <w:bookmarkEnd w:id="205"/>
-    <w:bookmarkStart w:id="206" w:name="X8fceea416d03270e1c515cfa8a8b3cef49caad5"/>
+    <w:bookmarkEnd w:id="204"/>
+    <w:bookmarkStart w:id="205" w:name="X8fceea416d03270e1c515cfa8a8b3cef49caad5"/>
     <w:p>
       <w:pPr>
         <w:pStyle w:val="Heading3"/>
       </w:pPr>
       <w:r>
-        <w:t xml:space="preserve">9.1.13 📝 Tips untuk Penyusunan Materi (Audience: Pemula / Non-Teknis)</w:t>
+        <w:t xml:space="preserve">8.1.13 📝 Tips untuk Penyusunan Materi (Audience: Pemula / Non-Teknis)</w:t>
       </w:r>
     </w:p>
     <w:p>
@@ -26435,15 +26425,15 @@
         <w:t xml:space="preserve">While knowing whether a resume listed honors provides some signal when predicting whether the employer would call, we would like to account for many different variables at once to understand how each of the different resume characteristics affected the chance of a callback.</w:t>
       </w:r>
     </w:p>
+    <w:bookmarkEnd w:id="205"/>
     <w:bookmarkEnd w:id="206"/>
-    <w:bookmarkEnd w:id="207"/>
-    <w:bookmarkStart w:id="208" w:name="logistic-model-with-many-variables"/>
+    <w:bookmarkStart w:id="207" w:name="logistic-model-with-many-variables"/>
     <w:p>
       <w:pPr>
         <w:pStyle w:val="Heading2"/>
       </w:pPr>
       <w:r>
-        <w:t xml:space="preserve">9.2 Logistic model with many variables</w:t>
+        <w:t xml:space="preserve">8.2 Logistic model with many variables</w:t>
       </w:r>
     </w:p>
     <w:p>
@@ -26996,14 +26986,14 @@
         <w:t xml:space="preserve">What we have quantified in this section is alarming and disturbing. However, one aspect that makes this racism so difficult to address is that the experiment, as well-designed as it is, cannot send us much signal about which employers are discriminating. It is only possible to say that discrimination is happening, even if we cannot say which particular callbacks — or non-callbacks — represent discrimination. Finding strong evidence of racism for individual cases is a persistent challenge in enforcing anti-discrimination laws.</w:t>
       </w:r>
     </w:p>
-    <w:bookmarkEnd w:id="208"/>
-    <w:bookmarkStart w:id="212" w:name="groups-of-different-sizes"/>
+    <w:bookmarkEnd w:id="207"/>
+    <w:bookmarkStart w:id="211" w:name="groups-of-different-sizes"/>
     <w:p>
       <w:pPr>
         <w:pStyle w:val="Heading2"/>
       </w:pPr>
       <w:r>
-        <w:t xml:space="preserve">9.3 Groups of different sizes</w:t>
+        <w:t xml:space="preserve">8.3 Groups of different sizes</w:t>
       </w:r>
     </w:p>
     <w:p>
@@ -27104,7 +27094,7 @@
         <w:rPr>
           <w:rStyle w:val="FootnoteReference"/>
         </w:rPr>
-        <w:footnoteReference w:id="209"/>
+        <w:footnoteReference w:id="208"/>
       </w:r>
     </w:p>
     <w:p>
@@ -27123,13 +27113,13 @@
         <w:t xml:space="preserve">We close this chapter on this serious topic, and we hope it inspires you to think about the power of reasoning with data. Whether it is with a formal statistical model or by using critical thinking skills to structure a problem, we hope the ideas you have learned will help you do more and do better in life.</w:t>
       </w:r>
     </w:p>
-    <w:bookmarkStart w:id="210" w:name="summary"/>
+    <w:bookmarkStart w:id="209" w:name="summary"/>
     <w:p>
       <w:pPr>
         <w:pStyle w:val="Heading3"/>
       </w:pPr>
       <w:r>
-        <w:t xml:space="preserve">9.3.1 Summary</w:t>
+        <w:t xml:space="preserve">8.3.1 Summary</w:t>
       </w:r>
     </w:p>
     <w:p>
@@ -27140,14 +27130,14 @@
         <w:t xml:space="preserve">Logistic and linear regression models have many similarities. The strongest of which is the linear combination of the explanatory variables which is used to form predictions related to the response variable. However, with logistic regression, the response variable is binary and therefore a prediction is given on the probability of a successful event. Logistic model fit and variable selection can be carried out in similar ways as multiple linear regression.</w:t>
       </w:r>
     </w:p>
-    <w:bookmarkEnd w:id="210"/>
-    <w:bookmarkStart w:id="211" w:name="terms"/>
+    <w:bookmarkEnd w:id="209"/>
+    <w:bookmarkStart w:id="210" w:name="terms"/>
     <w:p>
       <w:pPr>
         <w:pStyle w:val="Heading3"/>
       </w:pPr>
       <w:r>
-        <w:t xml:space="preserve">9.3.2 Terms</w:t>
+        <w:t xml:space="preserve">8.3.2 Terms</w:t>
       </w:r>
     </w:p>
     <w:p>
@@ -27171,10 +27161,10 @@
         <w:t xml:space="preserve">.</w:t>
       </w:r>
     </w:p>
+    <w:bookmarkEnd w:id="210"/>
     <w:bookmarkEnd w:id="211"/>
     <w:bookmarkEnd w:id="212"/>
     <w:bookmarkEnd w:id="213"/>
-    <w:bookmarkEnd w:id="214"/>
     <w:sectPr>
       <w:footerReference r:id="rId9" w:type="default"/>
       <w:pgSz w:code="1" w:h="13041" w:w="8505"/>
@@ -27289,7 +27279,7 @@
       </w:r>
     </w:p>
   </w:footnote>
-  <w:footnote w:id="209">
+  <w:footnote w:id="208">
     <w:p>
       <w:pPr>
         <w:pStyle w:val="FootnoteText"/>

--- a/Penambangan-Data.docx
+++ b/Penambangan-Data.docx
@@ -66,10 +66,10 @@
         <w:pStyle w:val="BodyText"/>
       </w:pPr>
       <w:r>
-        <w:t xml:space="preserve">This textbook and its supplements, including slides, labs, and interactive tutorials, may be downloaded for free at</w:t>
-      </w:r>
-      <w:r>
-        <w:br/>
+        <w:t xml:space="preserve">Buku ini dan dokumen pendukung termasuk slide dan tutorial lainya dapat di unduh bebas dari</w:t>
+      </w:r>
+      <w:r>
+        <w:t xml:space="preserve"> </w:t>
       </w:r>
       <w:hyperlink r:id="rId20">
         <w:r>
@@ -78,7 +78,7 @@
             <w:b/>
             <w:bCs/>
           </w:rPr>
-          <w:t xml:space="preserve">openintro.org/book/ims</w:t>
+          <w:t xml:space="preserve">pendata</w:t>
         </w:r>
       </w:hyperlink>
       <w:r>

--- a/Penambangan-Data.docx
+++ b/Penambangan-Data.docx
@@ -13086,6 +13086,57 @@
         <w:rPr>
           <w:rStyle w:val="NormalTok"/>
         </w:rPr>
+        <w:t xml:space="preserve">plt.figure(figsize</w:t>
+      </w:r>
+      <w:r>
+        <w:rPr>
+          <w:rStyle w:val="OperatorTok"/>
+        </w:rPr>
+        <w:t xml:space="preserve">=</w:t>
+      </w:r>
+      <w:r>
+        <w:rPr>
+          <w:rStyle w:val="NormalTok"/>
+        </w:rPr>
+        <w:t xml:space="preserve">(</w:t>
+      </w:r>
+      <w:r>
+        <w:rPr>
+          <w:rStyle w:val="DecValTok"/>
+        </w:rPr>
+        <w:t xml:space="preserve">4</w:t>
+      </w:r>
+      <w:r>
+        <w:rPr>
+          <w:rStyle w:val="NormalTok"/>
+        </w:rPr>
+        <w:t xml:space="preserve">, </w:t>
+      </w:r>
+      <w:r>
+        <w:rPr>
+          <w:rStyle w:val="DecValTok"/>
+        </w:rPr>
+        <w:t xml:space="preserve">2</w:t>
+      </w:r>
+      <w:r>
+        <w:rPr>
+          <w:rStyle w:val="NormalTok"/>
+        </w:rPr>
+        <w:t xml:space="preserve">))</w:t>
+      </w:r>
+      <w:r>
+        <w:br/>
+      </w:r>
+      <w:r>
+        <w:br/>
+      </w:r>
+      <w:r>
+        <w:br/>
+      </w:r>
+      <w:r>
+        <w:rPr>
+          <w:rStyle w:val="NormalTok"/>
+        </w:rPr>
         <w:t xml:space="preserve">x  </w:t>
       </w:r>
       <w:r>
@@ -13621,7 +13672,7 @@
       <w:r>
         <w:drawing>
           <wp:inline>
-            <wp:extent cx="3771900" cy="3097860"/>
+            <wp:extent cx="3398981" cy="2207490"/>
             <wp:effectExtent b="0" l="0" r="0" t="0"/>
             <wp:docPr descr="" title="" id="107" name="Picture"/>
             <a:graphic>
@@ -13642,7 +13693,7 @@
                   <pic:spPr bwMode="auto">
                     <a:xfrm>
                       <a:off x="0" y="0"/>
-                      <a:ext cx="3771900" cy="3097860"/>
+                      <a:ext cx="3398981" cy="2207490"/>
                     </a:xfrm>
                     <a:prstGeom prst="rect">
                       <a:avLst/>

--- a/Penambangan-Data.docx
+++ b/Penambangan-Data.docx
@@ -13758,6 +13758,51 @@
       </w:r>
       <w:r>
         <w:rPr>
+          <w:rStyle w:val="NormalTok"/>
+        </w:rPr>
+        <w:t xml:space="preserve">plt.figure(figsize</w:t>
+      </w:r>
+      <w:r>
+        <w:rPr>
+          <w:rStyle w:val="OperatorTok"/>
+        </w:rPr>
+        <w:t xml:space="preserve">=</w:t>
+      </w:r>
+      <w:r>
+        <w:rPr>
+          <w:rStyle w:val="NormalTok"/>
+        </w:rPr>
+        <w:t xml:space="preserve">(</w:t>
+      </w:r>
+      <w:r>
+        <w:rPr>
+          <w:rStyle w:val="DecValTok"/>
+        </w:rPr>
+        <w:t xml:space="preserve">4</w:t>
+      </w:r>
+      <w:r>
+        <w:rPr>
+          <w:rStyle w:val="NormalTok"/>
+        </w:rPr>
+        <w:t xml:space="preserve">, </w:t>
+      </w:r>
+      <w:r>
+        <w:rPr>
+          <w:rStyle w:val="DecValTok"/>
+        </w:rPr>
+        <w:t xml:space="preserve">2</w:t>
+      </w:r>
+      <w:r>
+        <w:rPr>
+          <w:rStyle w:val="NormalTok"/>
+        </w:rPr>
+        <w:t xml:space="preserve">))</w:t>
+      </w:r>
+      <w:r>
+        <w:br/>
+      </w:r>
+      <w:r>
+        <w:rPr>
           <w:rStyle w:val="CommentTok"/>
         </w:rPr>
         <w:t xml:space="preserve"># Look at index 4 and 6, which demonstrate overlapping cases.</w:t>
@@ -14450,6 +14495,48 @@
       </w:r>
       <w:r>
         <w:br/>
+      </w:r>
+      <w:r>
+        <w:rPr>
+          <w:rStyle w:val="NormalTok"/>
+        </w:rPr>
+        <w:t xml:space="preserve">plt.figure(figsize</w:t>
+      </w:r>
+      <w:r>
+        <w:rPr>
+          <w:rStyle w:val="OperatorTok"/>
+        </w:rPr>
+        <w:t xml:space="preserve">=</w:t>
+      </w:r>
+      <w:r>
+        <w:rPr>
+          <w:rStyle w:val="NormalTok"/>
+        </w:rPr>
+        <w:t xml:space="preserve">(</w:t>
+      </w:r>
+      <w:r>
+        <w:rPr>
+          <w:rStyle w:val="DecValTok"/>
+        </w:rPr>
+        <w:t xml:space="preserve">4</w:t>
+      </w:r>
+      <w:r>
+        <w:rPr>
+          <w:rStyle w:val="NormalTok"/>
+        </w:rPr>
+        <w:t xml:space="preserve">, </w:t>
+      </w:r>
+      <w:r>
+        <w:rPr>
+          <w:rStyle w:val="DecValTok"/>
+        </w:rPr>
+        <w:t xml:space="preserve">2</w:t>
+      </w:r>
+      <w:r>
+        <w:rPr>
+          <w:rStyle w:val="NormalTok"/>
+        </w:rPr>
+        <w:t xml:space="preserve">))</w:t>
       </w:r>
       <w:r>
         <w:br/>

--- a/Penambangan-Data.docx
+++ b/Penambangan-Data.docx
@@ -14388,7 +14388,7 @@
       <w:r>
         <w:drawing>
           <wp:inline>
-            <wp:extent cx="3771900" cy="3097860"/>
+            <wp:extent cx="3398981" cy="2207490"/>
             <wp:effectExtent b="0" l="0" r="0" t="0"/>
             <wp:docPr descr="" title="" id="111" name="Picture"/>
             <a:graphic>
@@ -14409,7 +14409,7 @@
                   <pic:spPr bwMode="auto">
                     <a:xfrm>
                       <a:off x="0" y="0"/>
-                      <a:ext cx="3771900" cy="3097860"/>
+                      <a:ext cx="3398981" cy="2207490"/>
                     </a:xfrm>
                     <a:prstGeom prst="rect">
                       <a:avLst/>
